--- a/docs/Описание страниц.docx
+++ b/docs/Описание страниц.docx
@@ -144,637 +144,693 @@
     </w:p>
     <w:p>
       <w:pPr>
+        <w:spacing w:after="0"/>
+        <w:rPr>
+          <w:rFonts w:ascii="Times New Roman" w:hAnsi="Times New Roman" w:cs="Times New Roman"/>
+          <w:sz w:val="24"/>
+          <w:szCs w:val="24"/>
+        </w:rPr>
+      </w:pPr>
+      <w:r>
+        <w:rPr>
+          <w:rFonts w:ascii="Times New Roman" w:hAnsi="Times New Roman" w:cs="Times New Roman"/>
+          <w:sz w:val="24"/>
+          <w:szCs w:val="24"/>
+        </w:rPr>
+        <w:t>На каждой странице есть переход на «Главная».</w:t>
+      </w:r>
+    </w:p>
+    <w:p>
+      <w:pPr>
+        <w:spacing w:after="0"/>
+        <w:rPr>
+          <w:rFonts w:ascii="Times New Roman" w:hAnsi="Times New Roman" w:cs="Times New Roman"/>
+          <w:sz w:val="24"/>
+          <w:szCs w:val="24"/>
+        </w:rPr>
+      </w:pPr>
+    </w:p>
+    <w:p>
+      <w:pPr>
+        <w:spacing w:after="0"/>
+        <w:rPr>
+          <w:rFonts w:ascii="Times New Roman" w:hAnsi="Times New Roman" w:cs="Times New Roman"/>
+          <w:sz w:val="24"/>
+          <w:szCs w:val="24"/>
+        </w:rPr>
+      </w:pPr>
+      <w:r>
+        <w:rPr>
+          <w:rFonts w:ascii="Times New Roman" w:hAnsi="Times New Roman" w:cs="Times New Roman"/>
+          <w:sz w:val="24"/>
+          <w:szCs w:val="24"/>
+        </w:rPr>
+        <w:t xml:space="preserve">1) </w:t>
+      </w:r>
+      <w:r>
+        <w:rPr>
+          <w:rFonts w:ascii="Times New Roman" w:hAnsi="Times New Roman" w:cs="Times New Roman"/>
+          <w:sz w:val="24"/>
+          <w:szCs w:val="24"/>
+        </w:rPr>
+        <w:t>Главная</w:t>
+      </w:r>
+    </w:p>
+    <w:p>
+      <w:pPr>
+        <w:pStyle w:val="a3"/>
         <w:numPr>
           <w:ilvl w:val="0"/>
-          <w:numId w:val="1"/>
+          <w:numId w:val="3"/>
         </w:numPr>
-        <w:spacing w:after="0" w:line="240" w:lineRule="auto"/>
-        <w:rPr>
-          <w:rFonts w:ascii="Times New Roman" w:eastAsia="Times New Roman" w:hAnsi="Times New Roman" w:cs="Times New Roman"/>
-          <w:sz w:val="24"/>
-          <w:szCs w:val="24"/>
-          <w:lang w:eastAsia="ru-RU"/>
-        </w:rPr>
-      </w:pPr>
-      <w:r>
-        <w:rPr>
-          <w:rFonts w:ascii="Times New Roman" w:eastAsia="Times New Roman" w:hAnsi="Times New Roman" w:cs="Times New Roman"/>
-          <w:sz w:val="24"/>
-          <w:szCs w:val="24"/>
-          <w:lang w:eastAsia="ru-RU"/>
-        </w:rPr>
-        <w:t>Система учета данных о товарах на складе, поставщиках и потребителях.</w:t>
-      </w:r>
-    </w:p>
-    <w:p>
-      <w:pPr>
+        <w:spacing w:after="0"/>
+        <w:rPr>
+          <w:rFonts w:ascii="Times New Roman" w:hAnsi="Times New Roman" w:cs="Times New Roman"/>
+          <w:sz w:val="24"/>
+          <w:szCs w:val="24"/>
+        </w:rPr>
+      </w:pPr>
+      <w:r>
+        <w:rPr>
+          <w:rFonts w:ascii="Times New Roman" w:hAnsi="Times New Roman" w:cs="Times New Roman"/>
+          <w:sz w:val="24"/>
+          <w:szCs w:val="24"/>
+        </w:rPr>
+        <w:t>Шапка с ссылками на остальные страницы сайта:</w:t>
+      </w:r>
+    </w:p>
+    <w:p>
+      <w:pPr>
+        <w:pStyle w:val="a3"/>
+        <w:spacing w:after="0"/>
+        <w:rPr>
+          <w:rFonts w:ascii="Times New Roman" w:hAnsi="Times New Roman" w:cs="Times New Roman"/>
+          <w:sz w:val="24"/>
+          <w:szCs w:val="24"/>
+        </w:rPr>
+      </w:pPr>
+      <w:r>
+        <w:rPr>
+          <w:rFonts w:ascii="Times New Roman" w:hAnsi="Times New Roman" w:cs="Times New Roman"/>
+          <w:sz w:val="24"/>
+          <w:szCs w:val="24"/>
+        </w:rPr>
+        <w:t>Товары | Партнеры | Операции | Места хранения</w:t>
+      </w:r>
+      <w:r>
+        <w:rPr>
+          <w:rFonts w:ascii="Times New Roman" w:hAnsi="Times New Roman" w:cs="Times New Roman"/>
+          <w:sz w:val="24"/>
+          <w:szCs w:val="24"/>
+        </w:rPr>
+        <w:t>.</w:t>
+      </w:r>
+    </w:p>
+    <w:p>
+      <w:pPr>
+        <w:pStyle w:val="a3"/>
         <w:numPr>
           <w:ilvl w:val="0"/>
-          <w:numId w:val="1"/>
+          <w:numId w:val="3"/>
         </w:numPr>
-        <w:spacing w:before="100" w:beforeAutospacing="1" w:after="0" w:line="240" w:lineRule="auto"/>
-        <w:rPr>
-          <w:rFonts w:ascii="Times New Roman" w:eastAsia="Times New Roman" w:hAnsi="Times New Roman" w:cs="Times New Roman"/>
-          <w:sz w:val="24"/>
-          <w:szCs w:val="24"/>
-          <w:lang w:eastAsia="ru-RU"/>
-        </w:rPr>
-      </w:pPr>
-      <w:r>
-        <w:rPr>
-          <w:rFonts w:ascii="Times New Roman" w:eastAsia="Times New Roman" w:hAnsi="Times New Roman" w:cs="Times New Roman"/>
-          <w:sz w:val="24"/>
-          <w:szCs w:val="24"/>
-          <w:lang w:eastAsia="ru-RU"/>
-        </w:rPr>
-        <w:t>Поддерживаемые данные</w:t>
-      </w:r>
-    </w:p>
-    <w:p>
-      <w:pPr>
-        <w:numPr>
-          <w:ilvl w:val="1"/>
-          <w:numId w:val="1"/>
-        </w:numPr>
-        <w:spacing w:before="100" w:beforeAutospacing="1" w:after="0" w:line="240" w:lineRule="auto"/>
-        <w:rPr>
-          <w:rFonts w:ascii="Times New Roman" w:eastAsia="Times New Roman" w:hAnsi="Times New Roman" w:cs="Times New Roman"/>
-          <w:sz w:val="24"/>
-          <w:szCs w:val="24"/>
-          <w:lang w:eastAsia="ru-RU"/>
-        </w:rPr>
-      </w:pPr>
-      <w:r>
-        <w:rPr>
-          <w:rFonts w:ascii="Times New Roman" w:eastAsia="Times New Roman" w:hAnsi="Times New Roman" w:cs="Times New Roman"/>
-          <w:sz w:val="24"/>
-          <w:szCs w:val="24"/>
-          <w:lang w:eastAsia="ru-RU"/>
-        </w:rPr>
-        <w:t>Товары</w:t>
-      </w:r>
-    </w:p>
-    <w:p>
-      <w:pPr>
-        <w:numPr>
-          <w:ilvl w:val="3"/>
-          <w:numId w:val="1"/>
-        </w:numPr>
-        <w:spacing w:before="100" w:beforeAutospacing="1" w:after="0" w:line="240" w:lineRule="auto"/>
-        <w:rPr>
-          <w:rFonts w:ascii="Times New Roman" w:eastAsia="Times New Roman" w:hAnsi="Times New Roman" w:cs="Times New Roman"/>
-          <w:sz w:val="24"/>
-          <w:szCs w:val="24"/>
-          <w:lang w:eastAsia="ru-RU"/>
-        </w:rPr>
-      </w:pPr>
-      <w:r>
-        <w:rPr>
-          <w:rFonts w:ascii="Times New Roman" w:eastAsia="Times New Roman" w:hAnsi="Times New Roman" w:cs="Times New Roman"/>
-          <w:sz w:val="24"/>
-          <w:szCs w:val="24"/>
-          <w:lang w:eastAsia="ru-RU"/>
-        </w:rPr>
-        <w:t>Наименование</w:t>
-      </w:r>
-    </w:p>
-    <w:p>
-      <w:pPr>
-        <w:numPr>
-          <w:ilvl w:val="3"/>
-          <w:numId w:val="1"/>
-        </w:numPr>
-        <w:spacing w:before="100" w:beforeAutospacing="1" w:after="0" w:line="240" w:lineRule="auto"/>
-        <w:rPr>
-          <w:rFonts w:ascii="Times New Roman" w:eastAsia="Times New Roman" w:hAnsi="Times New Roman" w:cs="Times New Roman"/>
-          <w:sz w:val="24"/>
-          <w:szCs w:val="24"/>
-          <w:lang w:eastAsia="ru-RU"/>
-        </w:rPr>
-      </w:pPr>
-      <w:r>
-        <w:rPr>
-          <w:rFonts w:ascii="Times New Roman" w:eastAsia="Times New Roman" w:hAnsi="Times New Roman" w:cs="Times New Roman"/>
-          <w:sz w:val="24"/>
-          <w:szCs w:val="24"/>
-          <w:lang w:eastAsia="ru-RU"/>
-        </w:rPr>
-        <w:t>Вид (продукты, бытовая химия, одежда-обувь, бытовая электроника)</w:t>
-      </w:r>
-    </w:p>
-    <w:p>
-      <w:pPr>
-        <w:numPr>
-          <w:ilvl w:val="3"/>
-          <w:numId w:val="1"/>
-        </w:numPr>
-        <w:spacing w:before="100" w:beforeAutospacing="1" w:after="0" w:line="240" w:lineRule="auto"/>
-        <w:rPr>
-          <w:rFonts w:ascii="Times New Roman" w:eastAsia="Times New Roman" w:hAnsi="Times New Roman" w:cs="Times New Roman"/>
-          <w:sz w:val="24"/>
-          <w:szCs w:val="24"/>
-          <w:lang w:eastAsia="ru-RU"/>
-        </w:rPr>
-      </w:pPr>
-      <w:r>
-        <w:rPr>
-          <w:rFonts w:ascii="Times New Roman" w:eastAsia="Times New Roman" w:hAnsi="Times New Roman" w:cs="Times New Roman"/>
-          <w:sz w:val="24"/>
-          <w:szCs w:val="24"/>
-          <w:lang w:eastAsia="ru-RU"/>
-        </w:rPr>
-        <w:t>Характеристики, в зависимости от вида: габариты, срок хранения</w:t>
-      </w:r>
-    </w:p>
-    <w:p>
-      <w:pPr>
-        <w:numPr>
-          <w:ilvl w:val="3"/>
-          <w:numId w:val="1"/>
-        </w:numPr>
-        <w:spacing w:before="100" w:beforeAutospacing="1" w:after="0" w:line="240" w:lineRule="auto"/>
-        <w:rPr>
-          <w:rFonts w:ascii="Times New Roman" w:eastAsia="Times New Roman" w:hAnsi="Times New Roman" w:cs="Times New Roman"/>
-          <w:sz w:val="24"/>
-          <w:szCs w:val="24"/>
-          <w:lang w:eastAsia="ru-RU"/>
-        </w:rPr>
-      </w:pPr>
-      <w:r>
-        <w:rPr>
-          <w:rFonts w:ascii="Times New Roman" w:eastAsia="Times New Roman" w:hAnsi="Times New Roman" w:cs="Times New Roman"/>
-          <w:sz w:val="24"/>
-          <w:szCs w:val="24"/>
-          <w:lang w:eastAsia="ru-RU"/>
-        </w:rPr>
-        <w:t>Поставщики и потребители</w:t>
-      </w:r>
-    </w:p>
-    <w:p>
-      <w:pPr>
-        <w:numPr>
-          <w:ilvl w:val="3"/>
-          <w:numId w:val="1"/>
-        </w:numPr>
-        <w:spacing w:before="100" w:beforeAutospacing="1" w:after="0" w:line="240" w:lineRule="auto"/>
-        <w:rPr>
-          <w:rFonts w:ascii="Times New Roman" w:eastAsia="Times New Roman" w:hAnsi="Times New Roman" w:cs="Times New Roman"/>
-          <w:sz w:val="24"/>
-          <w:szCs w:val="24"/>
-          <w:lang w:eastAsia="ru-RU"/>
-        </w:rPr>
-      </w:pPr>
-      <w:r>
-        <w:rPr>
-          <w:rFonts w:ascii="Times New Roman" w:eastAsia="Times New Roman" w:hAnsi="Times New Roman" w:cs="Times New Roman"/>
-          <w:sz w:val="24"/>
-          <w:szCs w:val="24"/>
-          <w:lang w:eastAsia="ru-RU"/>
-        </w:rPr>
-        <w:t>Наличие, количество и единицы его измерения</w:t>
-      </w:r>
-    </w:p>
-    <w:p>
-      <w:pPr>
-        <w:numPr>
-          <w:ilvl w:val="3"/>
-          <w:numId w:val="1"/>
-        </w:numPr>
-        <w:spacing w:before="100" w:beforeAutospacing="1" w:after="0" w:line="240" w:lineRule="auto"/>
-        <w:rPr>
-          <w:rFonts w:ascii="Times New Roman" w:eastAsia="Times New Roman" w:hAnsi="Times New Roman" w:cs="Times New Roman"/>
-          <w:sz w:val="24"/>
-          <w:szCs w:val="24"/>
-          <w:lang w:eastAsia="ru-RU"/>
-        </w:rPr>
-      </w:pPr>
-      <w:r>
-        <w:rPr>
-          <w:rFonts w:ascii="Times New Roman" w:eastAsia="Times New Roman" w:hAnsi="Times New Roman" w:cs="Times New Roman"/>
-          <w:sz w:val="24"/>
-          <w:szCs w:val="24"/>
-          <w:lang w:eastAsia="ru-RU"/>
-        </w:rPr>
-        <w:t>Время хранения и статус (для портящихся)</w:t>
-      </w:r>
-    </w:p>
-    <w:p>
-      <w:pPr>
-        <w:numPr>
-          <w:ilvl w:val="3"/>
-          <w:numId w:val="1"/>
-        </w:numPr>
-        <w:spacing w:before="100" w:beforeAutospacing="1" w:after="0" w:line="240" w:lineRule="auto"/>
-        <w:rPr>
-          <w:rFonts w:ascii="Times New Roman" w:eastAsia="Times New Roman" w:hAnsi="Times New Roman" w:cs="Times New Roman"/>
-          <w:sz w:val="24"/>
-          <w:szCs w:val="24"/>
-          <w:lang w:eastAsia="ru-RU"/>
-        </w:rPr>
-      </w:pPr>
-      <w:r>
-        <w:rPr>
-          <w:rFonts w:ascii="Times New Roman" w:eastAsia="Times New Roman" w:hAnsi="Times New Roman" w:cs="Times New Roman"/>
-          <w:sz w:val="24"/>
-          <w:szCs w:val="24"/>
-          <w:lang w:eastAsia="ru-RU"/>
-        </w:rPr>
-        <w:t>Место хранения (номера помещения и полки)</w:t>
-      </w:r>
-    </w:p>
-    <w:p>
-      <w:pPr>
-        <w:numPr>
-          <w:ilvl w:val="1"/>
-          <w:numId w:val="1"/>
-        </w:numPr>
-        <w:spacing w:before="100" w:beforeAutospacing="1" w:after="0" w:line="240" w:lineRule="auto"/>
-        <w:rPr>
-          <w:rFonts w:ascii="Times New Roman" w:eastAsia="Times New Roman" w:hAnsi="Times New Roman" w:cs="Times New Roman"/>
-          <w:sz w:val="24"/>
-          <w:szCs w:val="24"/>
-          <w:lang w:eastAsia="ru-RU"/>
-        </w:rPr>
-      </w:pPr>
-      <w:r>
-        <w:rPr>
-          <w:rFonts w:ascii="Times New Roman" w:eastAsia="Times New Roman" w:hAnsi="Times New Roman" w:cs="Times New Roman"/>
-          <w:sz w:val="24"/>
-          <w:szCs w:val="24"/>
-          <w:lang w:eastAsia="ru-RU"/>
-        </w:rPr>
-        <w:t>Поставщики и потребители</w:t>
-      </w:r>
-    </w:p>
-    <w:p>
-      <w:pPr>
-        <w:numPr>
-          <w:ilvl w:val="3"/>
-          <w:numId w:val="1"/>
-        </w:numPr>
-        <w:spacing w:before="100" w:beforeAutospacing="1" w:after="0" w:line="240" w:lineRule="auto"/>
-        <w:rPr>
-          <w:rFonts w:ascii="Times New Roman" w:eastAsia="Times New Roman" w:hAnsi="Times New Roman" w:cs="Times New Roman"/>
-          <w:sz w:val="24"/>
-          <w:szCs w:val="24"/>
-          <w:lang w:eastAsia="ru-RU"/>
-        </w:rPr>
-      </w:pPr>
-      <w:r>
-        <w:rPr>
-          <w:rFonts w:ascii="Times New Roman" w:eastAsia="Times New Roman" w:hAnsi="Times New Roman" w:cs="Times New Roman"/>
-          <w:sz w:val="24"/>
-          <w:szCs w:val="24"/>
-          <w:lang w:eastAsia="ru-RU"/>
-        </w:rPr>
-        <w:t>Наименование</w:t>
-      </w:r>
-    </w:p>
-    <w:p>
-      <w:pPr>
-        <w:numPr>
-          <w:ilvl w:val="3"/>
-          <w:numId w:val="1"/>
-        </w:numPr>
-        <w:spacing w:before="100" w:beforeAutospacing="1" w:after="0" w:line="240" w:lineRule="auto"/>
-        <w:rPr>
-          <w:rFonts w:ascii="Times New Roman" w:eastAsia="Times New Roman" w:hAnsi="Times New Roman" w:cs="Times New Roman"/>
-          <w:sz w:val="24"/>
-          <w:szCs w:val="24"/>
-          <w:lang w:eastAsia="ru-RU"/>
-        </w:rPr>
-      </w:pPr>
-      <w:r>
-        <w:rPr>
-          <w:rFonts w:ascii="Times New Roman" w:eastAsia="Times New Roman" w:hAnsi="Times New Roman" w:cs="Times New Roman"/>
-          <w:sz w:val="24"/>
-          <w:szCs w:val="24"/>
-          <w:lang w:eastAsia="ru-RU"/>
-        </w:rPr>
-        <w:t>Контактная информация: адрес(а), телефон(ы), e-</w:t>
-      </w:r>
-      <w:proofErr w:type="spellStart"/>
-      <w:r>
-        <w:rPr>
-          <w:rFonts w:ascii="Times New Roman" w:eastAsia="Times New Roman" w:hAnsi="Times New Roman" w:cs="Times New Roman"/>
-          <w:sz w:val="24"/>
-          <w:szCs w:val="24"/>
-          <w:lang w:eastAsia="ru-RU"/>
-        </w:rPr>
-        <w:t>mail</w:t>
-      </w:r>
-      <w:proofErr w:type="spellEnd"/>
-      <w:r>
-        <w:rPr>
-          <w:rFonts w:ascii="Times New Roman" w:eastAsia="Times New Roman" w:hAnsi="Times New Roman" w:cs="Times New Roman"/>
-          <w:sz w:val="24"/>
-          <w:szCs w:val="24"/>
-          <w:lang w:eastAsia="ru-RU"/>
-        </w:rPr>
-        <w:t>(ы)</w:t>
-      </w:r>
-    </w:p>
-    <w:p>
-      <w:pPr>
-        <w:numPr>
-          <w:ilvl w:val="3"/>
-          <w:numId w:val="1"/>
-        </w:numPr>
-        <w:spacing w:before="100" w:beforeAutospacing="1" w:after="0" w:line="240" w:lineRule="auto"/>
-        <w:rPr>
-          <w:rFonts w:ascii="Times New Roman" w:eastAsia="Times New Roman" w:hAnsi="Times New Roman" w:cs="Times New Roman"/>
-          <w:sz w:val="24"/>
-          <w:szCs w:val="24"/>
-          <w:lang w:eastAsia="ru-RU"/>
-        </w:rPr>
-      </w:pPr>
-      <w:r>
-        <w:rPr>
-          <w:rFonts w:ascii="Times New Roman" w:eastAsia="Times New Roman" w:hAnsi="Times New Roman" w:cs="Times New Roman"/>
-          <w:sz w:val="24"/>
-          <w:szCs w:val="24"/>
-          <w:lang w:eastAsia="ru-RU"/>
-        </w:rPr>
-        <w:t>Сделанные поставки и заказы</w:t>
-      </w:r>
-    </w:p>
-    <w:p>
-      <w:pPr>
-        <w:numPr>
-          <w:ilvl w:val="1"/>
-          <w:numId w:val="1"/>
-        </w:numPr>
-        <w:spacing w:before="100" w:beforeAutospacing="1" w:after="0" w:line="240" w:lineRule="auto"/>
-        <w:rPr>
-          <w:rFonts w:ascii="Times New Roman" w:eastAsia="Times New Roman" w:hAnsi="Times New Roman" w:cs="Times New Roman"/>
-          <w:sz w:val="24"/>
-          <w:szCs w:val="24"/>
-          <w:lang w:eastAsia="ru-RU"/>
-        </w:rPr>
-      </w:pPr>
-      <w:r>
-        <w:rPr>
-          <w:rFonts w:ascii="Times New Roman" w:eastAsia="Times New Roman" w:hAnsi="Times New Roman" w:cs="Times New Roman"/>
-          <w:sz w:val="24"/>
-          <w:szCs w:val="24"/>
-          <w:lang w:eastAsia="ru-RU"/>
-        </w:rPr>
-        <w:t>Поставки и выдачи</w:t>
-      </w:r>
-    </w:p>
-    <w:p>
-      <w:pPr>
-        <w:numPr>
-          <w:ilvl w:val="3"/>
-          <w:numId w:val="1"/>
-        </w:numPr>
-        <w:spacing w:before="100" w:beforeAutospacing="1" w:after="0" w:line="240" w:lineRule="auto"/>
-        <w:rPr>
-          <w:rFonts w:ascii="Times New Roman" w:eastAsia="Times New Roman" w:hAnsi="Times New Roman" w:cs="Times New Roman"/>
-          <w:sz w:val="24"/>
-          <w:szCs w:val="24"/>
-          <w:lang w:eastAsia="ru-RU"/>
-        </w:rPr>
-      </w:pPr>
-      <w:r>
-        <w:rPr>
-          <w:rFonts w:ascii="Times New Roman" w:eastAsia="Times New Roman" w:hAnsi="Times New Roman" w:cs="Times New Roman"/>
-          <w:sz w:val="24"/>
-          <w:szCs w:val="24"/>
-          <w:lang w:eastAsia="ru-RU"/>
-        </w:rPr>
-        <w:t>Дата и время</w:t>
-      </w:r>
-    </w:p>
-    <w:p>
-      <w:pPr>
-        <w:numPr>
-          <w:ilvl w:val="3"/>
-          <w:numId w:val="1"/>
-        </w:numPr>
-        <w:spacing w:before="100" w:beforeAutospacing="1" w:after="0" w:line="240" w:lineRule="auto"/>
-        <w:rPr>
-          <w:rFonts w:ascii="Times New Roman" w:eastAsia="Times New Roman" w:hAnsi="Times New Roman" w:cs="Times New Roman"/>
-          <w:sz w:val="24"/>
-          <w:szCs w:val="24"/>
-          <w:lang w:eastAsia="ru-RU"/>
-        </w:rPr>
-      </w:pPr>
-      <w:r>
-        <w:rPr>
-          <w:rFonts w:ascii="Times New Roman" w:eastAsia="Times New Roman" w:hAnsi="Times New Roman" w:cs="Times New Roman"/>
-          <w:sz w:val="24"/>
-          <w:szCs w:val="24"/>
-          <w:lang w:eastAsia="ru-RU"/>
-        </w:rPr>
-        <w:t>Поставщик (для поставок) или потребитель (для выдач)</w:t>
-      </w:r>
-    </w:p>
-    <w:p>
-      <w:pPr>
-        <w:numPr>
-          <w:ilvl w:val="3"/>
-          <w:numId w:val="1"/>
-        </w:numPr>
-        <w:spacing w:before="100" w:beforeAutospacing="1" w:after="0" w:line="240" w:lineRule="auto"/>
-        <w:rPr>
-          <w:rFonts w:ascii="Times New Roman" w:eastAsia="Times New Roman" w:hAnsi="Times New Roman" w:cs="Times New Roman"/>
-          <w:sz w:val="24"/>
-          <w:szCs w:val="24"/>
-          <w:lang w:eastAsia="ru-RU"/>
-        </w:rPr>
-      </w:pPr>
-      <w:r>
-        <w:rPr>
-          <w:rFonts w:ascii="Times New Roman" w:eastAsia="Times New Roman" w:hAnsi="Times New Roman" w:cs="Times New Roman"/>
-          <w:sz w:val="24"/>
-          <w:szCs w:val="24"/>
-          <w:lang w:eastAsia="ru-RU"/>
-        </w:rPr>
-        <w:t>Товары и их количество</w:t>
-      </w:r>
-    </w:p>
-    <w:p>
-      <w:pPr>
+        <w:spacing w:after="0"/>
+        <w:rPr>
+          <w:rFonts w:ascii="Times New Roman" w:hAnsi="Times New Roman" w:cs="Times New Roman"/>
+          <w:sz w:val="24"/>
+          <w:szCs w:val="24"/>
+        </w:rPr>
+      </w:pPr>
+      <w:r>
+        <w:rPr>
+          <w:rFonts w:ascii="Times New Roman" w:hAnsi="Times New Roman" w:cs="Times New Roman"/>
+          <w:sz w:val="24"/>
+          <w:szCs w:val="24"/>
+        </w:rPr>
+        <w:t>Мини-статистика: всего товаров</w:t>
+      </w:r>
+      <w:r>
+        <w:rPr>
+          <w:rFonts w:ascii="Times New Roman" w:hAnsi="Times New Roman" w:cs="Times New Roman"/>
+          <w:sz w:val="24"/>
+          <w:szCs w:val="24"/>
+        </w:rPr>
+        <w:t xml:space="preserve">, </w:t>
+      </w:r>
+      <w:r>
+        <w:rPr>
+          <w:rFonts w:ascii="Times New Roman" w:hAnsi="Times New Roman" w:cs="Times New Roman"/>
+          <w:sz w:val="24"/>
+          <w:szCs w:val="24"/>
+        </w:rPr>
+        <w:t>доли тех или иных товаров</w:t>
+      </w:r>
+      <w:r>
+        <w:rPr>
+          <w:rFonts w:ascii="Times New Roman" w:hAnsi="Times New Roman" w:cs="Times New Roman"/>
+          <w:sz w:val="24"/>
+          <w:szCs w:val="24"/>
+        </w:rPr>
+        <w:t>.</w:t>
+      </w:r>
+    </w:p>
+    <w:p>
+      <w:pPr>
+        <w:pStyle w:val="a3"/>
         <w:numPr>
           <w:ilvl w:val="0"/>
-          <w:numId w:val="1"/>
+          <w:numId w:val="3"/>
         </w:numPr>
-        <w:spacing w:before="100" w:beforeAutospacing="1" w:after="0" w:line="240" w:lineRule="auto"/>
-        <w:rPr>
-          <w:rFonts w:ascii="Times New Roman" w:eastAsia="Times New Roman" w:hAnsi="Times New Roman" w:cs="Times New Roman"/>
-          <w:sz w:val="24"/>
-          <w:szCs w:val="24"/>
-          <w:lang w:eastAsia="ru-RU"/>
-        </w:rPr>
-      </w:pPr>
-      <w:r>
-        <w:rPr>
-          <w:rFonts w:ascii="Times New Roman" w:eastAsia="Times New Roman" w:hAnsi="Times New Roman" w:cs="Times New Roman"/>
-          <w:sz w:val="24"/>
-          <w:szCs w:val="24"/>
-          <w:lang w:eastAsia="ru-RU"/>
-        </w:rPr>
-        <w:t>Поддерживаемые операции</w:t>
-      </w:r>
-    </w:p>
-    <w:p>
-      <w:pPr>
+        <w:spacing w:after="0"/>
+        <w:rPr>
+          <w:rFonts w:ascii="Times New Roman" w:hAnsi="Times New Roman" w:cs="Times New Roman"/>
+          <w:sz w:val="24"/>
+          <w:szCs w:val="24"/>
+        </w:rPr>
+      </w:pPr>
+      <w:r>
+        <w:rPr>
+          <w:rFonts w:ascii="Times New Roman" w:hAnsi="Times New Roman" w:cs="Times New Roman"/>
+          <w:sz w:val="24"/>
+          <w:szCs w:val="24"/>
+        </w:rPr>
+        <w:t>Список товаров со статусом «Скоро истекает срок годности»</w:t>
+      </w:r>
+      <w:r>
+        <w:rPr>
+          <w:rFonts w:ascii="Times New Roman" w:hAnsi="Times New Roman" w:cs="Times New Roman"/>
+          <w:sz w:val="24"/>
+          <w:szCs w:val="24"/>
+        </w:rPr>
+        <w:t>.</w:t>
+      </w:r>
+    </w:p>
+    <w:p>
+      <w:pPr>
+        <w:pStyle w:val="a3"/>
         <w:numPr>
-          <w:ilvl w:val="1"/>
-          <w:numId w:val="1"/>
+          <w:ilvl w:val="0"/>
+          <w:numId w:val="3"/>
         </w:numPr>
-        <w:spacing w:before="100" w:beforeAutospacing="1" w:after="0" w:line="240" w:lineRule="auto"/>
-        <w:rPr>
-          <w:rFonts w:ascii="Times New Roman" w:eastAsia="Times New Roman" w:hAnsi="Times New Roman" w:cs="Times New Roman"/>
-          <w:sz w:val="24"/>
-          <w:szCs w:val="24"/>
-          <w:lang w:eastAsia="ru-RU"/>
-        </w:rPr>
-      </w:pPr>
-      <w:r>
-        <w:rPr>
-          <w:rFonts w:ascii="Times New Roman" w:eastAsia="Times New Roman" w:hAnsi="Times New Roman" w:cs="Times New Roman"/>
-          <w:sz w:val="24"/>
-          <w:szCs w:val="24"/>
-          <w:lang w:eastAsia="ru-RU"/>
-        </w:rPr>
-        <w:t>Получение списка имеющихся товаров по видам, сроку хранения, поставщику и пр.</w:t>
-      </w:r>
-    </w:p>
-    <w:p>
-      <w:pPr>
+        <w:spacing w:after="0"/>
+        <w:rPr>
+          <w:rFonts w:ascii="Times New Roman" w:hAnsi="Times New Roman" w:cs="Times New Roman"/>
+          <w:sz w:val="24"/>
+          <w:szCs w:val="24"/>
+        </w:rPr>
+      </w:pPr>
+      <w:r>
+        <w:rPr>
+          <w:rFonts w:ascii="Times New Roman" w:hAnsi="Times New Roman" w:cs="Times New Roman"/>
+          <w:sz w:val="24"/>
+          <w:szCs w:val="24"/>
+        </w:rPr>
+        <w:t>Список последних операций (недавно сделанные поставки и выдачи)</w:t>
+      </w:r>
+      <w:r>
+        <w:rPr>
+          <w:rFonts w:ascii="Times New Roman" w:hAnsi="Times New Roman" w:cs="Times New Roman"/>
+          <w:sz w:val="24"/>
+          <w:szCs w:val="24"/>
+        </w:rPr>
+        <w:t>.</w:t>
+      </w:r>
+    </w:p>
+    <w:p>
+      <w:pPr>
+        <w:spacing w:after="0"/>
+        <w:rPr>
+          <w:rFonts w:ascii="Times New Roman" w:hAnsi="Times New Roman" w:cs="Times New Roman"/>
+          <w:sz w:val="24"/>
+          <w:szCs w:val="24"/>
+        </w:rPr>
+      </w:pPr>
+    </w:p>
+    <w:p>
+      <w:pPr>
+        <w:spacing w:after="0"/>
+        <w:rPr>
+          <w:rFonts w:ascii="Times New Roman" w:hAnsi="Times New Roman" w:cs="Times New Roman"/>
+          <w:sz w:val="24"/>
+          <w:szCs w:val="24"/>
+          <w:lang w:val="en-US"/>
+        </w:rPr>
+      </w:pPr>
+      <w:r>
+        <w:rPr>
+          <w:rFonts w:ascii="Times New Roman" w:hAnsi="Times New Roman" w:cs="Times New Roman"/>
+          <w:sz w:val="24"/>
+          <w:szCs w:val="24"/>
+          <w:lang w:val="en-US"/>
+        </w:rPr>
+        <w:t xml:space="preserve">2) </w:t>
+      </w:r>
+      <w:r>
+        <w:rPr>
+          <w:rFonts w:ascii="Times New Roman" w:hAnsi="Times New Roman" w:cs="Times New Roman"/>
+          <w:sz w:val="24"/>
+          <w:szCs w:val="24"/>
+        </w:rPr>
+        <w:t>Товары</w:t>
+      </w:r>
+    </w:p>
+    <w:p>
+      <w:pPr>
+        <w:pStyle w:val="a3"/>
         <w:numPr>
-          <w:ilvl w:val="1"/>
-          <w:numId w:val="1"/>
+          <w:ilvl w:val="0"/>
+          <w:numId w:val="4"/>
         </w:numPr>
-        <w:spacing w:before="100" w:beforeAutospacing="1" w:after="0" w:line="240" w:lineRule="auto"/>
-        <w:rPr>
-          <w:rFonts w:ascii="Times New Roman" w:eastAsia="Times New Roman" w:hAnsi="Times New Roman" w:cs="Times New Roman"/>
-          <w:sz w:val="24"/>
-          <w:szCs w:val="24"/>
-          <w:lang w:eastAsia="ru-RU"/>
-        </w:rPr>
-      </w:pPr>
-      <w:r>
-        <w:rPr>
-          <w:rFonts w:ascii="Times New Roman" w:eastAsia="Times New Roman" w:hAnsi="Times New Roman" w:cs="Times New Roman"/>
-          <w:sz w:val="24"/>
-          <w:szCs w:val="24"/>
-          <w:lang w:eastAsia="ru-RU"/>
-        </w:rPr>
-        <w:t>Получение данных о поставках и выдачах за заданный период времени</w:t>
-      </w:r>
-    </w:p>
-    <w:p>
-      <w:pPr>
+        <w:spacing w:after="0"/>
+        <w:rPr>
+          <w:rFonts w:ascii="Times New Roman" w:hAnsi="Times New Roman" w:cs="Times New Roman"/>
+          <w:sz w:val="24"/>
+          <w:szCs w:val="24"/>
+        </w:rPr>
+      </w:pPr>
+      <w:r>
+        <w:rPr>
+          <w:rFonts w:ascii="Times New Roman" w:hAnsi="Times New Roman" w:cs="Times New Roman"/>
+          <w:sz w:val="24"/>
+          <w:szCs w:val="24"/>
+        </w:rPr>
+        <w:t>Поиск товара по фильтру: наименование, вид, поставщик, в наличии</w:t>
+      </w:r>
+      <w:r>
+        <w:rPr>
+          <w:rFonts w:ascii="Times New Roman" w:hAnsi="Times New Roman" w:cs="Times New Roman"/>
+          <w:sz w:val="24"/>
+          <w:szCs w:val="24"/>
+        </w:rPr>
+        <w:t>, статус (хороший товар, скоро истекает срок годности, испорчен), место хранения</w:t>
+      </w:r>
+      <w:r>
+        <w:rPr>
+          <w:rFonts w:ascii="Times New Roman" w:hAnsi="Times New Roman" w:cs="Times New Roman"/>
+          <w:sz w:val="24"/>
+          <w:szCs w:val="24"/>
+        </w:rPr>
+        <w:t>. Выдает список подходящих товаров</w:t>
+      </w:r>
+      <w:r>
+        <w:rPr>
+          <w:rFonts w:ascii="Times New Roman" w:hAnsi="Times New Roman" w:cs="Times New Roman"/>
+          <w:sz w:val="24"/>
+          <w:szCs w:val="24"/>
+        </w:rPr>
+        <w:t xml:space="preserve"> в виде таблицы. Каждая строка содержит: название, вид, характеристики, текущий остаток на складе, место хранения, кнопки «Изменить» и «Удалить» для манипулирования конкретным товаром.</w:t>
+      </w:r>
+    </w:p>
+    <w:p>
+      <w:pPr>
+        <w:pStyle w:val="a3"/>
         <w:numPr>
-          <w:ilvl w:val="1"/>
-          <w:numId w:val="1"/>
+          <w:ilvl w:val="0"/>
+          <w:numId w:val="4"/>
         </w:numPr>
-        <w:spacing w:before="100" w:beforeAutospacing="1" w:after="0" w:line="240" w:lineRule="auto"/>
-        <w:rPr>
-          <w:rFonts w:ascii="Times New Roman" w:eastAsia="Times New Roman" w:hAnsi="Times New Roman" w:cs="Times New Roman"/>
-          <w:sz w:val="24"/>
-          <w:szCs w:val="24"/>
-          <w:lang w:eastAsia="ru-RU"/>
-        </w:rPr>
-      </w:pPr>
-      <w:r>
-        <w:rPr>
-          <w:rFonts w:ascii="Times New Roman" w:eastAsia="Times New Roman" w:hAnsi="Times New Roman" w:cs="Times New Roman"/>
-          <w:sz w:val="24"/>
-          <w:szCs w:val="24"/>
-          <w:lang w:eastAsia="ru-RU"/>
-        </w:rPr>
-        <w:t>Оформление поставки или выдачи</w:t>
-      </w:r>
-    </w:p>
-    <w:p>
-      <w:pPr>
+        <w:spacing w:after="0"/>
+        <w:rPr>
+          <w:rFonts w:ascii="Times New Roman" w:hAnsi="Times New Roman" w:cs="Times New Roman"/>
+          <w:sz w:val="24"/>
+          <w:szCs w:val="24"/>
+        </w:rPr>
+      </w:pPr>
+      <w:r>
+        <w:rPr>
+          <w:rFonts w:ascii="Times New Roman" w:hAnsi="Times New Roman" w:cs="Times New Roman"/>
+          <w:sz w:val="24"/>
+          <w:szCs w:val="24"/>
+        </w:rPr>
+        <w:t xml:space="preserve">Кнопка «Добавить новый товар», которая ведет на </w:t>
+      </w:r>
+      <w:r>
+        <w:rPr>
+          <w:rFonts w:ascii="Times New Roman" w:hAnsi="Times New Roman" w:cs="Times New Roman"/>
+          <w:sz w:val="24"/>
+          <w:szCs w:val="24"/>
+        </w:rPr>
+        <w:t xml:space="preserve">страницу </w:t>
+      </w:r>
+      <w:r>
+        <w:rPr>
+          <w:rFonts w:ascii="Times New Roman" w:hAnsi="Times New Roman" w:cs="Times New Roman"/>
+          <w:sz w:val="24"/>
+          <w:szCs w:val="24"/>
+        </w:rPr>
+        <w:t>для заполнения формы товара: название, вид, характеристики, единица измерения, вес. Кнопки «Принять» и «Отмена»</w:t>
+      </w:r>
+      <w:r>
+        <w:rPr>
+          <w:rFonts w:ascii="Times New Roman" w:hAnsi="Times New Roman" w:cs="Times New Roman"/>
+          <w:sz w:val="24"/>
+          <w:szCs w:val="24"/>
+        </w:rPr>
+        <w:t>.</w:t>
+      </w:r>
+      <w:r>
+        <w:rPr>
+          <w:rFonts w:ascii="Times New Roman" w:hAnsi="Times New Roman" w:cs="Times New Roman"/>
+          <w:sz w:val="24"/>
+          <w:szCs w:val="24"/>
+        </w:rPr>
+        <w:t xml:space="preserve"> На эту же страницу ведет кнопка «Изменить», только поля формы заполнены по умолчанию начальными данными о товаре.</w:t>
+      </w:r>
+    </w:p>
+    <w:p>
+      <w:pPr>
+        <w:spacing w:after="0"/>
+        <w:rPr>
+          <w:rFonts w:ascii="Times New Roman" w:hAnsi="Times New Roman" w:cs="Times New Roman"/>
+          <w:sz w:val="24"/>
+          <w:szCs w:val="24"/>
+        </w:rPr>
+      </w:pPr>
+    </w:p>
+    <w:p>
+      <w:pPr>
+        <w:spacing w:after="0"/>
+        <w:rPr>
+          <w:rFonts w:ascii="Times New Roman" w:hAnsi="Times New Roman" w:cs="Times New Roman"/>
+          <w:sz w:val="24"/>
+          <w:szCs w:val="24"/>
+        </w:rPr>
+      </w:pPr>
+      <w:r>
+        <w:rPr>
+          <w:rFonts w:ascii="Times New Roman" w:hAnsi="Times New Roman" w:cs="Times New Roman"/>
+          <w:sz w:val="24"/>
+          <w:szCs w:val="24"/>
+        </w:rPr>
+        <w:t>3) Партнеры (поставщики и потребители)</w:t>
+      </w:r>
+    </w:p>
+    <w:p>
+      <w:pPr>
+        <w:pStyle w:val="a3"/>
         <w:numPr>
-          <w:ilvl w:val="1"/>
-          <w:numId w:val="1"/>
+          <w:ilvl w:val="0"/>
+          <w:numId w:val="5"/>
         </w:numPr>
-        <w:spacing w:before="100" w:beforeAutospacing="1" w:after="0" w:line="240" w:lineRule="auto"/>
-        <w:rPr>
-          <w:rFonts w:ascii="Times New Roman" w:eastAsia="Times New Roman" w:hAnsi="Times New Roman" w:cs="Times New Roman"/>
-          <w:sz w:val="24"/>
-          <w:szCs w:val="24"/>
-          <w:lang w:eastAsia="ru-RU"/>
-        </w:rPr>
-      </w:pPr>
-      <w:r>
-        <w:rPr>
-          <w:rFonts w:ascii="Times New Roman" w:eastAsia="Times New Roman" w:hAnsi="Times New Roman" w:cs="Times New Roman"/>
-          <w:sz w:val="24"/>
-          <w:szCs w:val="24"/>
-          <w:lang w:eastAsia="ru-RU"/>
-        </w:rPr>
-        <w:t>Проверка наличия свободного места для поставки</w:t>
-      </w:r>
-    </w:p>
-    <w:p>
-      <w:pPr>
+        <w:spacing w:after="0"/>
+        <w:rPr>
+          <w:rFonts w:ascii="Times New Roman" w:hAnsi="Times New Roman" w:cs="Times New Roman"/>
+          <w:sz w:val="24"/>
+          <w:szCs w:val="24"/>
+        </w:rPr>
+      </w:pPr>
+      <w:r>
+        <w:rPr>
+          <w:rFonts w:ascii="Times New Roman" w:hAnsi="Times New Roman" w:cs="Times New Roman"/>
+          <w:sz w:val="24"/>
+          <w:szCs w:val="24"/>
+        </w:rPr>
+        <w:t xml:space="preserve">Поиск </w:t>
+      </w:r>
+      <w:r>
+        <w:rPr>
+          <w:rFonts w:ascii="Times New Roman" w:hAnsi="Times New Roman" w:cs="Times New Roman"/>
+          <w:sz w:val="24"/>
+          <w:szCs w:val="24"/>
+        </w:rPr>
+        <w:t>поставщика/потребителя</w:t>
+      </w:r>
+      <w:r>
+        <w:rPr>
+          <w:rFonts w:ascii="Times New Roman" w:hAnsi="Times New Roman" w:cs="Times New Roman"/>
+          <w:sz w:val="24"/>
+          <w:szCs w:val="24"/>
+        </w:rPr>
+        <w:t xml:space="preserve"> по фильтру: </w:t>
+      </w:r>
+      <w:r>
+        <w:rPr>
+          <w:rFonts w:ascii="Times New Roman" w:hAnsi="Times New Roman" w:cs="Times New Roman"/>
+          <w:sz w:val="24"/>
+          <w:szCs w:val="24"/>
+        </w:rPr>
+        <w:t>тип (поставщик/потребитель</w:t>
+      </w:r>
+      <w:r>
+        <w:rPr>
+          <w:rFonts w:ascii="Times New Roman" w:hAnsi="Times New Roman" w:cs="Times New Roman"/>
+          <w:sz w:val="24"/>
+          <w:szCs w:val="24"/>
+        </w:rPr>
+        <w:t>/все</w:t>
+      </w:r>
+      <w:r>
+        <w:rPr>
+          <w:rFonts w:ascii="Times New Roman" w:hAnsi="Times New Roman" w:cs="Times New Roman"/>
+          <w:sz w:val="24"/>
+          <w:szCs w:val="24"/>
+        </w:rPr>
+        <w:t xml:space="preserve">), </w:t>
+      </w:r>
+      <w:r>
+        <w:rPr>
+          <w:rFonts w:ascii="Times New Roman" w:hAnsi="Times New Roman" w:cs="Times New Roman"/>
+          <w:sz w:val="24"/>
+          <w:szCs w:val="24"/>
+        </w:rPr>
+        <w:t xml:space="preserve">наименование, </w:t>
+      </w:r>
+      <w:r>
+        <w:rPr>
+          <w:rFonts w:ascii="Times New Roman" w:hAnsi="Times New Roman" w:cs="Times New Roman"/>
+          <w:sz w:val="24"/>
+          <w:szCs w:val="24"/>
+        </w:rPr>
+        <w:t>адрес</w:t>
+      </w:r>
+      <w:r>
+        <w:rPr>
+          <w:rFonts w:ascii="Times New Roman" w:hAnsi="Times New Roman" w:cs="Times New Roman"/>
+          <w:sz w:val="24"/>
+          <w:szCs w:val="24"/>
+        </w:rPr>
+        <w:t xml:space="preserve">, </w:t>
+      </w:r>
+      <w:r>
+        <w:rPr>
+          <w:rFonts w:ascii="Times New Roman" w:hAnsi="Times New Roman" w:cs="Times New Roman"/>
+          <w:sz w:val="24"/>
+          <w:szCs w:val="24"/>
+        </w:rPr>
+        <w:t xml:space="preserve">телефон, </w:t>
+      </w:r>
+      <w:r>
+        <w:rPr>
+          <w:rFonts w:ascii="Times New Roman" w:hAnsi="Times New Roman" w:cs="Times New Roman"/>
+          <w:sz w:val="24"/>
+          <w:szCs w:val="24"/>
+          <w:lang w:val="en-US"/>
+        </w:rPr>
+        <w:t>e</w:t>
+      </w:r>
+      <w:r>
+        <w:rPr>
+          <w:rFonts w:ascii="Times New Roman" w:hAnsi="Times New Roman" w:cs="Times New Roman"/>
+          <w:sz w:val="24"/>
+          <w:szCs w:val="24"/>
+        </w:rPr>
+        <w:t>-</w:t>
+      </w:r>
+      <w:r>
+        <w:rPr>
+          <w:rFonts w:ascii="Times New Roman" w:hAnsi="Times New Roman" w:cs="Times New Roman"/>
+          <w:sz w:val="24"/>
+          <w:szCs w:val="24"/>
+          <w:lang w:val="en-US"/>
+        </w:rPr>
+        <w:t>mail</w:t>
+      </w:r>
+      <w:r>
+        <w:rPr>
+          <w:rFonts w:ascii="Times New Roman" w:hAnsi="Times New Roman" w:cs="Times New Roman"/>
+          <w:sz w:val="24"/>
+          <w:szCs w:val="24"/>
+        </w:rPr>
+        <w:t xml:space="preserve">. Выдает список </w:t>
+      </w:r>
+      <w:r>
+        <w:rPr>
+          <w:rFonts w:ascii="Times New Roman" w:hAnsi="Times New Roman" w:cs="Times New Roman"/>
+          <w:sz w:val="24"/>
+          <w:szCs w:val="24"/>
+        </w:rPr>
+        <w:t>поставщиков/потребителей</w:t>
+      </w:r>
+      <w:r>
+        <w:rPr>
+          <w:rFonts w:ascii="Times New Roman" w:hAnsi="Times New Roman" w:cs="Times New Roman"/>
+          <w:sz w:val="24"/>
+          <w:szCs w:val="24"/>
+        </w:rPr>
+        <w:t xml:space="preserve"> в виде таблицы. Каждая строка содержит: </w:t>
+      </w:r>
+      <w:r>
+        <w:rPr>
+          <w:rFonts w:ascii="Times New Roman" w:hAnsi="Times New Roman" w:cs="Times New Roman"/>
+          <w:sz w:val="24"/>
+          <w:szCs w:val="24"/>
+        </w:rPr>
+        <w:t>характеристики выше, кнопки</w:t>
+      </w:r>
+      <w:r>
+        <w:rPr>
+          <w:rFonts w:ascii="Times New Roman" w:hAnsi="Times New Roman" w:cs="Times New Roman"/>
+          <w:sz w:val="24"/>
+          <w:szCs w:val="24"/>
+        </w:rPr>
+        <w:t xml:space="preserve"> «Изменить» и «Удалить» для </w:t>
+      </w:r>
+      <w:r>
+        <w:rPr>
+          <w:rFonts w:ascii="Times New Roman" w:hAnsi="Times New Roman" w:cs="Times New Roman"/>
+          <w:sz w:val="24"/>
+          <w:szCs w:val="24"/>
+        </w:rPr>
+        <w:t>манипулирования конкретным партнером</w:t>
+      </w:r>
+      <w:r>
+        <w:rPr>
+          <w:rFonts w:ascii="Times New Roman" w:hAnsi="Times New Roman" w:cs="Times New Roman"/>
+          <w:sz w:val="24"/>
+          <w:szCs w:val="24"/>
+        </w:rPr>
+        <w:t>.</w:t>
+      </w:r>
+    </w:p>
+    <w:p>
+      <w:pPr>
+        <w:pStyle w:val="a3"/>
         <w:numPr>
-          <w:ilvl w:val="1"/>
-          <w:numId w:val="1"/>
+          <w:ilvl w:val="0"/>
+          <w:numId w:val="5"/>
         </w:numPr>
-        <w:spacing w:before="100" w:beforeAutospacing="1" w:after="0" w:line="240" w:lineRule="auto"/>
-        <w:rPr>
-          <w:rFonts w:ascii="Times New Roman" w:eastAsia="Times New Roman" w:hAnsi="Times New Roman" w:cs="Times New Roman"/>
-          <w:sz w:val="24"/>
-          <w:szCs w:val="24"/>
-          <w:lang w:eastAsia="ru-RU"/>
-        </w:rPr>
-      </w:pPr>
-      <w:r>
-        <w:rPr>
-          <w:rFonts w:ascii="Times New Roman" w:eastAsia="Times New Roman" w:hAnsi="Times New Roman" w:cs="Times New Roman"/>
-          <w:sz w:val="24"/>
-          <w:szCs w:val="24"/>
-          <w:lang w:eastAsia="ru-RU"/>
-        </w:rPr>
-        <w:t>Добавление и удаление товара, чтение и редактирование данных о нем</w:t>
-      </w:r>
-    </w:p>
-    <w:p>
-      <w:pPr>
+        <w:rPr>
+          <w:rFonts w:ascii="Times New Roman" w:hAnsi="Times New Roman" w:cs="Times New Roman"/>
+          <w:sz w:val="24"/>
+          <w:szCs w:val="24"/>
+        </w:rPr>
+      </w:pPr>
+      <w:r>
+        <w:rPr>
+          <w:rFonts w:ascii="Times New Roman" w:hAnsi="Times New Roman" w:cs="Times New Roman"/>
+          <w:sz w:val="24"/>
+          <w:szCs w:val="24"/>
+        </w:rPr>
+        <w:t>Кнопка «</w:t>
+      </w:r>
+      <w:r>
+        <w:rPr>
+          <w:rFonts w:ascii="Times New Roman" w:hAnsi="Times New Roman" w:cs="Times New Roman"/>
+          <w:sz w:val="24"/>
+          <w:szCs w:val="24"/>
+        </w:rPr>
+        <w:t>Зарегистрировать нового поставщика/потребителя</w:t>
+      </w:r>
+      <w:r>
+        <w:rPr>
+          <w:rFonts w:ascii="Times New Roman" w:hAnsi="Times New Roman" w:cs="Times New Roman"/>
+          <w:sz w:val="24"/>
+          <w:szCs w:val="24"/>
+        </w:rPr>
+        <w:t xml:space="preserve">», которая ведет на страницу для заполнения формы: </w:t>
+      </w:r>
+      <w:r>
+        <w:rPr>
+          <w:rFonts w:ascii="Times New Roman" w:hAnsi="Times New Roman" w:cs="Times New Roman"/>
+          <w:sz w:val="24"/>
+          <w:szCs w:val="24"/>
+        </w:rPr>
+        <w:t>тип (поставщик/потребитель), наименование, адрес, телефон, e-</w:t>
+      </w:r>
+      <w:proofErr w:type="spellStart"/>
+      <w:r>
+        <w:rPr>
+          <w:rFonts w:ascii="Times New Roman" w:hAnsi="Times New Roman" w:cs="Times New Roman"/>
+          <w:sz w:val="24"/>
+          <w:szCs w:val="24"/>
+        </w:rPr>
+        <w:t>mail</w:t>
+      </w:r>
+      <w:proofErr w:type="spellEnd"/>
+      <w:r>
+        <w:rPr>
+          <w:rFonts w:ascii="Times New Roman" w:hAnsi="Times New Roman" w:cs="Times New Roman"/>
+          <w:sz w:val="24"/>
+          <w:szCs w:val="24"/>
+        </w:rPr>
+        <w:t>.</w:t>
+      </w:r>
+      <w:r>
+        <w:rPr>
+          <w:rFonts w:ascii="Times New Roman" w:hAnsi="Times New Roman" w:cs="Times New Roman"/>
+          <w:sz w:val="24"/>
+          <w:szCs w:val="24"/>
+        </w:rPr>
+        <w:t xml:space="preserve"> Кнопки «Принять» и «Отмена».</w:t>
+      </w:r>
+      <w:r>
+        <w:rPr>
+          <w:rFonts w:ascii="Times New Roman" w:hAnsi="Times New Roman" w:cs="Times New Roman"/>
+          <w:sz w:val="24"/>
+          <w:szCs w:val="24"/>
+        </w:rPr>
+        <w:t xml:space="preserve"> На эту же страницу ведет кнопка «Изменить», только поля формы заполнены по умолчанию начальными данными о </w:t>
+      </w:r>
+      <w:r>
+        <w:rPr>
+          <w:rFonts w:ascii="Times New Roman" w:hAnsi="Times New Roman" w:cs="Times New Roman"/>
+          <w:sz w:val="24"/>
+          <w:szCs w:val="24"/>
+        </w:rPr>
+        <w:t>партнере</w:t>
+      </w:r>
+      <w:r>
+        <w:rPr>
+          <w:rFonts w:ascii="Times New Roman" w:hAnsi="Times New Roman" w:cs="Times New Roman"/>
+          <w:sz w:val="24"/>
+          <w:szCs w:val="24"/>
+        </w:rPr>
+        <w:t>.</w:t>
+      </w:r>
+    </w:p>
+    <w:p>
+      <w:pPr>
+        <w:spacing w:after="0"/>
+        <w:rPr>
+          <w:rFonts w:ascii="Times New Roman" w:hAnsi="Times New Roman" w:cs="Times New Roman"/>
+          <w:sz w:val="24"/>
+          <w:szCs w:val="24"/>
+        </w:rPr>
+      </w:pPr>
+    </w:p>
+    <w:p>
+      <w:pPr>
+        <w:spacing w:after="0"/>
+        <w:rPr>
+          <w:rFonts w:ascii="Times New Roman" w:hAnsi="Times New Roman" w:cs="Times New Roman"/>
+          <w:sz w:val="24"/>
+          <w:szCs w:val="24"/>
+        </w:rPr>
+      </w:pPr>
+      <w:r>
+        <w:rPr>
+          <w:rFonts w:ascii="Times New Roman" w:hAnsi="Times New Roman" w:cs="Times New Roman"/>
+          <w:sz w:val="24"/>
+          <w:szCs w:val="24"/>
+        </w:rPr>
+        <w:t>4) Операции (поставки и выдачи)</w:t>
+      </w:r>
+    </w:p>
+    <w:p>
+      <w:pPr>
+        <w:pStyle w:val="a3"/>
         <w:numPr>
-          <w:ilvl w:val="1"/>
-          <w:numId w:val="1"/>
+          <w:ilvl w:val="0"/>
+          <w:numId w:val="6"/>
         </w:numPr>
-        <w:spacing w:before="100" w:beforeAutospacing="1" w:after="0" w:line="240" w:lineRule="auto"/>
-        <w:rPr>
-          <w:rFonts w:ascii="Times New Roman" w:eastAsia="Times New Roman" w:hAnsi="Times New Roman" w:cs="Times New Roman"/>
-          <w:sz w:val="24"/>
-          <w:szCs w:val="24"/>
-          <w:lang w:eastAsia="ru-RU"/>
-        </w:rPr>
-      </w:pPr>
-      <w:r>
-        <w:rPr>
-          <w:rFonts w:ascii="Times New Roman" w:eastAsia="Times New Roman" w:hAnsi="Times New Roman" w:cs="Times New Roman"/>
-          <w:sz w:val="24"/>
-          <w:szCs w:val="24"/>
-          <w:lang w:eastAsia="ru-RU"/>
-        </w:rPr>
-        <w:t>Добавление и удаление поставщиков и потребителей, чтение и редактирование данных о них</w:t>
-      </w:r>
-    </w:p>
-    <w:p>
-      <w:pPr>
-        <w:spacing w:before="100" w:beforeAutospacing="1" w:after="0" w:line="240" w:lineRule="auto"/>
-        <w:rPr>
-          <w:rFonts w:ascii="Times New Roman" w:eastAsia="Times New Roman" w:hAnsi="Times New Roman" w:cs="Times New Roman"/>
-          <w:sz w:val="24"/>
-          <w:szCs w:val="24"/>
-          <w:lang w:eastAsia="ru-RU"/>
-        </w:rPr>
-      </w:pPr>
-    </w:p>
-    <w:p>
-      <w:pPr>
         <w:spacing w:after="0"/>
         <w:rPr>
           <w:rFonts w:ascii="Times New Roman" w:hAnsi="Times New Roman" w:cs="Times New Roman"/>
@@ -782,8 +838,265 @@
           <w:szCs w:val="24"/>
         </w:rPr>
       </w:pPr>
+      <w:r>
+        <w:rPr>
+          <w:rFonts w:ascii="Times New Roman" w:hAnsi="Times New Roman" w:cs="Times New Roman"/>
+          <w:sz w:val="24"/>
+          <w:szCs w:val="24"/>
+        </w:rPr>
+        <w:t>Журнал операций – список операций от последней выдачи/поставки к первой. Также фильтр по этому журналу, который содержит поля поиска: тип (поставка/выдача/все), период времени, партнер, товар.</w:t>
+      </w:r>
+    </w:p>
+    <w:p>
+      <w:pPr>
+        <w:pStyle w:val="a3"/>
+        <w:numPr>
+          <w:ilvl w:val="0"/>
+          <w:numId w:val="6"/>
+        </w:numPr>
+        <w:spacing w:after="0"/>
+        <w:rPr>
+          <w:rFonts w:ascii="Times New Roman" w:hAnsi="Times New Roman" w:cs="Times New Roman"/>
+          <w:sz w:val="24"/>
+          <w:szCs w:val="24"/>
+        </w:rPr>
+      </w:pPr>
+      <w:r>
+        <w:rPr>
+          <w:rFonts w:ascii="Times New Roman" w:hAnsi="Times New Roman" w:cs="Times New Roman"/>
+          <w:sz w:val="24"/>
+          <w:szCs w:val="24"/>
+        </w:rPr>
+        <w:t>Кнопка</w:t>
+      </w:r>
+      <w:r>
+        <w:rPr>
+          <w:rFonts w:ascii="Times New Roman" w:hAnsi="Times New Roman" w:cs="Times New Roman"/>
+          <w:sz w:val="24"/>
+          <w:szCs w:val="24"/>
+        </w:rPr>
+        <w:t xml:space="preserve"> оформить поставку</w:t>
+      </w:r>
+      <w:r>
+        <w:rPr>
+          <w:rFonts w:ascii="Times New Roman" w:hAnsi="Times New Roman" w:cs="Times New Roman"/>
+          <w:sz w:val="24"/>
+          <w:szCs w:val="24"/>
+        </w:rPr>
+        <w:t xml:space="preserve"> и оформить выдачу</w:t>
+      </w:r>
+      <w:r>
+        <w:rPr>
+          <w:rFonts w:ascii="Times New Roman" w:hAnsi="Times New Roman" w:cs="Times New Roman"/>
+          <w:sz w:val="24"/>
+          <w:szCs w:val="24"/>
+        </w:rPr>
+        <w:t xml:space="preserve">, </w:t>
+      </w:r>
+      <w:r>
+        <w:rPr>
+          <w:rFonts w:ascii="Times New Roman" w:hAnsi="Times New Roman" w:cs="Times New Roman"/>
+          <w:sz w:val="24"/>
+          <w:szCs w:val="24"/>
+        </w:rPr>
+        <w:t>которая ведет на страницу с формой для заполнения поставщика/потребителя, даты и времени</w:t>
+      </w:r>
+      <w:r>
+        <w:rPr>
+          <w:rFonts w:ascii="Times New Roman" w:hAnsi="Times New Roman" w:cs="Times New Roman"/>
+          <w:sz w:val="24"/>
+          <w:szCs w:val="24"/>
+        </w:rPr>
+        <w:t>, товара, количества.</w:t>
+      </w:r>
+      <w:r>
+        <w:rPr>
+          <w:rFonts w:ascii="Times New Roman" w:hAnsi="Times New Roman" w:cs="Times New Roman"/>
+          <w:sz w:val="24"/>
+          <w:szCs w:val="24"/>
+        </w:rPr>
+        <w:t xml:space="preserve"> Кнопки «Проверить наличие места»</w:t>
+      </w:r>
+      <w:r>
+        <w:rPr>
+          <w:rFonts w:ascii="Times New Roman" w:hAnsi="Times New Roman" w:cs="Times New Roman"/>
+          <w:sz w:val="24"/>
+          <w:szCs w:val="24"/>
+        </w:rPr>
+        <w:t xml:space="preserve"> (для поставки</w:t>
+      </w:r>
       <w:bookmarkStart w:id="0" w:name="_GoBack"/>
       <w:bookmarkEnd w:id="0"/>
+      <w:r>
+        <w:rPr>
+          <w:rFonts w:ascii="Times New Roman" w:hAnsi="Times New Roman" w:cs="Times New Roman"/>
+          <w:sz w:val="24"/>
+          <w:szCs w:val="24"/>
+        </w:rPr>
+        <w:t>)</w:t>
+      </w:r>
+      <w:r>
+        <w:rPr>
+          <w:rFonts w:ascii="Times New Roman" w:hAnsi="Times New Roman" w:cs="Times New Roman"/>
+          <w:sz w:val="24"/>
+          <w:szCs w:val="24"/>
+        </w:rPr>
+        <w:t>, «Подтвердить», «Отмена». При выборе поставки или выдачи соответствующее поле типа операции будет заполнено по умолчанию выбранным действием.</w:t>
+      </w:r>
+    </w:p>
+    <w:p>
+      <w:pPr>
+        <w:spacing w:after="0"/>
+        <w:rPr>
+          <w:rFonts w:ascii="Times New Roman" w:hAnsi="Times New Roman" w:cs="Times New Roman"/>
+          <w:sz w:val="24"/>
+          <w:szCs w:val="24"/>
+        </w:rPr>
+      </w:pPr>
+    </w:p>
+    <w:p>
+      <w:pPr>
+        <w:spacing w:after="0"/>
+        <w:rPr>
+          <w:rFonts w:ascii="Times New Roman" w:hAnsi="Times New Roman" w:cs="Times New Roman"/>
+          <w:sz w:val="24"/>
+          <w:szCs w:val="24"/>
+        </w:rPr>
+      </w:pPr>
+      <w:r>
+        <w:rPr>
+          <w:rFonts w:ascii="Times New Roman" w:hAnsi="Times New Roman" w:cs="Times New Roman"/>
+          <w:sz w:val="24"/>
+          <w:szCs w:val="24"/>
+        </w:rPr>
+        <w:t>5) Места хранения</w:t>
+      </w:r>
+    </w:p>
+    <w:p>
+      <w:pPr>
+        <w:pStyle w:val="a3"/>
+        <w:numPr>
+          <w:ilvl w:val="0"/>
+          <w:numId w:val="7"/>
+        </w:numPr>
+        <w:spacing w:after="0"/>
+        <w:rPr>
+          <w:rFonts w:ascii="Times New Roman" w:hAnsi="Times New Roman" w:cs="Times New Roman"/>
+          <w:sz w:val="24"/>
+          <w:szCs w:val="24"/>
+        </w:rPr>
+      </w:pPr>
+      <w:r>
+        <w:rPr>
+          <w:rFonts w:ascii="Times New Roman" w:hAnsi="Times New Roman" w:cs="Times New Roman"/>
+          <w:sz w:val="24"/>
+          <w:szCs w:val="24"/>
+        </w:rPr>
+        <w:t>Список полок и помещений хранения с вместительностью каждой полки. Фильтр по этому списку.</w:t>
+      </w:r>
+    </w:p>
+    <w:p>
+      <w:pPr>
+        <w:pStyle w:val="a3"/>
+        <w:numPr>
+          <w:ilvl w:val="0"/>
+          <w:numId w:val="7"/>
+        </w:numPr>
+        <w:spacing w:after="0"/>
+        <w:rPr>
+          <w:rFonts w:ascii="Times New Roman" w:hAnsi="Times New Roman" w:cs="Times New Roman"/>
+          <w:sz w:val="24"/>
+          <w:szCs w:val="24"/>
+        </w:rPr>
+      </w:pPr>
+      <w:r>
+        <w:rPr>
+          <w:rFonts w:ascii="Times New Roman" w:hAnsi="Times New Roman" w:cs="Times New Roman"/>
+          <w:sz w:val="24"/>
+          <w:szCs w:val="24"/>
+        </w:rPr>
+        <w:t>Рядом с каждой строкой таблицы кнопки «Изменить», «Удалить».</w:t>
+      </w:r>
+    </w:p>
+    <w:p>
+      <w:pPr>
+        <w:pStyle w:val="a3"/>
+        <w:numPr>
+          <w:ilvl w:val="0"/>
+          <w:numId w:val="7"/>
+        </w:numPr>
+        <w:rPr>
+          <w:rFonts w:ascii="Times New Roman" w:hAnsi="Times New Roman" w:cs="Times New Roman"/>
+          <w:sz w:val="24"/>
+          <w:szCs w:val="24"/>
+        </w:rPr>
+      </w:pPr>
+      <w:r>
+        <w:rPr>
+          <w:rFonts w:ascii="Times New Roman" w:hAnsi="Times New Roman" w:cs="Times New Roman"/>
+          <w:sz w:val="24"/>
+          <w:szCs w:val="24"/>
+        </w:rPr>
+        <w:lastRenderedPageBreak/>
+        <w:t xml:space="preserve">Кнопка «Добавить место хранения», которая ведет на страницу формы для заполнения данных о хранилище. </w:t>
+      </w:r>
+      <w:r>
+        <w:rPr>
+          <w:rFonts w:ascii="Times New Roman" w:hAnsi="Times New Roman" w:cs="Times New Roman"/>
+          <w:sz w:val="24"/>
+          <w:szCs w:val="24"/>
+        </w:rPr>
+        <w:t xml:space="preserve">Кнопки «Принять» и «Отмена». </w:t>
+      </w:r>
+      <w:r>
+        <w:rPr>
+          <w:rFonts w:ascii="Times New Roman" w:hAnsi="Times New Roman" w:cs="Times New Roman"/>
+          <w:sz w:val="24"/>
+          <w:szCs w:val="24"/>
+        </w:rPr>
+        <w:t>На эту же страницу ведет кнопка «</w:t>
+      </w:r>
+      <w:r>
+        <w:rPr>
+          <w:rFonts w:ascii="Times New Roman" w:hAnsi="Times New Roman" w:cs="Times New Roman"/>
+          <w:sz w:val="24"/>
+          <w:szCs w:val="24"/>
+        </w:rPr>
+        <w:t>Изменить</w:t>
+      </w:r>
+      <w:r>
+        <w:rPr>
+          <w:rFonts w:ascii="Times New Roman" w:hAnsi="Times New Roman" w:cs="Times New Roman"/>
+          <w:sz w:val="24"/>
+          <w:szCs w:val="24"/>
+        </w:rPr>
+        <w:t xml:space="preserve">», только поля формы заполнены по умолчанию начальными данными о </w:t>
+      </w:r>
+      <w:r>
+        <w:rPr>
+          <w:rFonts w:ascii="Times New Roman" w:hAnsi="Times New Roman" w:cs="Times New Roman"/>
+          <w:sz w:val="24"/>
+          <w:szCs w:val="24"/>
+        </w:rPr>
+        <w:t>месте хранения</w:t>
+      </w:r>
+      <w:r>
+        <w:rPr>
+          <w:rFonts w:ascii="Times New Roman" w:hAnsi="Times New Roman" w:cs="Times New Roman"/>
+          <w:sz w:val="24"/>
+          <w:szCs w:val="24"/>
+        </w:rPr>
+        <w:t>.</w:t>
+      </w:r>
+    </w:p>
+    <w:p>
+      <w:pPr>
+        <w:rPr>
+          <w:rFonts w:ascii="Times New Roman" w:hAnsi="Times New Roman" w:cs="Times New Roman"/>
+          <w:sz w:val="24"/>
+          <w:szCs w:val="24"/>
+        </w:rPr>
+      </w:pPr>
     </w:p>
     <w:sectPr>
       <w:pgSz w:w="11906" w:h="16838"/>
@@ -798,6 +1111,547 @@
 <file path=word/numbering.xml><?xml version="1.0" encoding="utf-8"?>
 <w:numbering xmlns:wpc="http://schemas.microsoft.com/office/word/2010/wordprocessingCanvas" xmlns:cx="http://schemas.microsoft.com/office/drawing/2014/chartex" xmlns:mc="http://schemas.openxmlformats.org/markup-compatibility/2006" xmlns:o="urn:schemas-microsoft-com:office:office" xmlns:r="http://schemas.openxmlformats.org/officeDocument/2006/relationships" xmlns:m="http://schemas.openxmlformats.org/officeDocument/2006/math" xmlns:v="urn:schemas-microsoft-com:vml" xmlns:wp14="http://schemas.microsoft.com/office/word/2010/wordprocessingDrawing" xmlns:wp="http://schemas.openxmlformats.org/drawingml/2006/wordprocessingDrawing" xmlns:w10="urn:schemas-microsoft-com:office:word" xmlns:w="http://schemas.openxmlformats.org/wordprocessingml/2006/main" xmlns:w14="http://schemas.microsoft.com/office/word/2010/wordml" xmlns:w15="http://schemas.microsoft.com/office/word/2012/wordml" xmlns:w16se="http://schemas.microsoft.com/office/word/2015/wordml/symex" xmlns:wpg="http://schemas.microsoft.com/office/word/2010/wordprocessingGroup" xmlns:wpi="http://schemas.microsoft.com/office/word/2010/wordprocessingInk" xmlns:wne="http://schemas.microsoft.com/office/word/2006/wordml" xmlns:wps="http://schemas.microsoft.com/office/word/2010/wordprocessingShape" mc:Ignorable="w14 w15 w16se wp14">
   <w:abstractNum w:abstractNumId="0" w15:restartNumberingAfterBreak="0">
+    <w:nsid w:val="09AB2498"/>
+    <w:multiLevelType w:val="hybridMultilevel"/>
+    <w:tmpl w:val="3F040530"/>
+    <w:lvl w:ilvl="0" w:tplc="04190001">
+      <w:start w:val="1"/>
+      <w:numFmt w:val="bullet"/>
+      <w:lvlText w:val=""/>
+      <w:lvlJc w:val="left"/>
+      <w:pPr>
+        <w:ind w:left="720" w:hanging="360"/>
+      </w:pPr>
+      <w:rPr>
+        <w:rFonts w:ascii="Symbol" w:hAnsi="Symbol" w:hint="default"/>
+      </w:rPr>
+    </w:lvl>
+    <w:lvl w:ilvl="1" w:tplc="04190003" w:tentative="1">
+      <w:start w:val="1"/>
+      <w:numFmt w:val="bullet"/>
+      <w:lvlText w:val="o"/>
+      <w:lvlJc w:val="left"/>
+      <w:pPr>
+        <w:ind w:left="1440" w:hanging="360"/>
+      </w:pPr>
+      <w:rPr>
+        <w:rFonts w:ascii="Courier New" w:hAnsi="Courier New" w:cs="Courier New" w:hint="default"/>
+      </w:rPr>
+    </w:lvl>
+    <w:lvl w:ilvl="2" w:tplc="04190005" w:tentative="1">
+      <w:start w:val="1"/>
+      <w:numFmt w:val="bullet"/>
+      <w:lvlText w:val=""/>
+      <w:lvlJc w:val="left"/>
+      <w:pPr>
+        <w:ind w:left="2160" w:hanging="360"/>
+      </w:pPr>
+      <w:rPr>
+        <w:rFonts w:ascii="Wingdings" w:hAnsi="Wingdings" w:hint="default"/>
+      </w:rPr>
+    </w:lvl>
+    <w:lvl w:ilvl="3" w:tplc="04190001" w:tentative="1">
+      <w:start w:val="1"/>
+      <w:numFmt w:val="bullet"/>
+      <w:lvlText w:val=""/>
+      <w:lvlJc w:val="left"/>
+      <w:pPr>
+        <w:ind w:left="2880" w:hanging="360"/>
+      </w:pPr>
+      <w:rPr>
+        <w:rFonts w:ascii="Symbol" w:hAnsi="Symbol" w:hint="default"/>
+      </w:rPr>
+    </w:lvl>
+    <w:lvl w:ilvl="4" w:tplc="04190003" w:tentative="1">
+      <w:start w:val="1"/>
+      <w:numFmt w:val="bullet"/>
+      <w:lvlText w:val="o"/>
+      <w:lvlJc w:val="left"/>
+      <w:pPr>
+        <w:ind w:left="3600" w:hanging="360"/>
+      </w:pPr>
+      <w:rPr>
+        <w:rFonts w:ascii="Courier New" w:hAnsi="Courier New" w:cs="Courier New" w:hint="default"/>
+      </w:rPr>
+    </w:lvl>
+    <w:lvl w:ilvl="5" w:tplc="04190005" w:tentative="1">
+      <w:start w:val="1"/>
+      <w:numFmt w:val="bullet"/>
+      <w:lvlText w:val=""/>
+      <w:lvlJc w:val="left"/>
+      <w:pPr>
+        <w:ind w:left="4320" w:hanging="360"/>
+      </w:pPr>
+      <w:rPr>
+        <w:rFonts w:ascii="Wingdings" w:hAnsi="Wingdings" w:hint="default"/>
+      </w:rPr>
+    </w:lvl>
+    <w:lvl w:ilvl="6" w:tplc="04190001" w:tentative="1">
+      <w:start w:val="1"/>
+      <w:numFmt w:val="bullet"/>
+      <w:lvlText w:val=""/>
+      <w:lvlJc w:val="left"/>
+      <w:pPr>
+        <w:ind w:left="5040" w:hanging="360"/>
+      </w:pPr>
+      <w:rPr>
+        <w:rFonts w:ascii="Symbol" w:hAnsi="Symbol" w:hint="default"/>
+      </w:rPr>
+    </w:lvl>
+    <w:lvl w:ilvl="7" w:tplc="04190003" w:tentative="1">
+      <w:start w:val="1"/>
+      <w:numFmt w:val="bullet"/>
+      <w:lvlText w:val="o"/>
+      <w:lvlJc w:val="left"/>
+      <w:pPr>
+        <w:ind w:left="5760" w:hanging="360"/>
+      </w:pPr>
+      <w:rPr>
+        <w:rFonts w:ascii="Courier New" w:hAnsi="Courier New" w:cs="Courier New" w:hint="default"/>
+      </w:rPr>
+    </w:lvl>
+    <w:lvl w:ilvl="8" w:tplc="04190005" w:tentative="1">
+      <w:start w:val="1"/>
+      <w:numFmt w:val="bullet"/>
+      <w:lvlText w:val=""/>
+      <w:lvlJc w:val="left"/>
+      <w:pPr>
+        <w:ind w:left="6480" w:hanging="360"/>
+      </w:pPr>
+      <w:rPr>
+        <w:rFonts w:ascii="Wingdings" w:hAnsi="Wingdings" w:hint="default"/>
+      </w:rPr>
+    </w:lvl>
+  </w:abstractNum>
+  <w:abstractNum w:abstractNumId="1" w15:restartNumberingAfterBreak="0">
+    <w:nsid w:val="371679C9"/>
+    <w:multiLevelType w:val="hybridMultilevel"/>
+    <w:tmpl w:val="C3807ABC"/>
+    <w:lvl w:ilvl="0" w:tplc="04190001">
+      <w:start w:val="1"/>
+      <w:numFmt w:val="bullet"/>
+      <w:lvlText w:val=""/>
+      <w:lvlJc w:val="left"/>
+      <w:pPr>
+        <w:ind w:left="720" w:hanging="360"/>
+      </w:pPr>
+      <w:rPr>
+        <w:rFonts w:ascii="Symbol" w:hAnsi="Symbol" w:hint="default"/>
+      </w:rPr>
+    </w:lvl>
+    <w:lvl w:ilvl="1" w:tplc="04190003" w:tentative="1">
+      <w:start w:val="1"/>
+      <w:numFmt w:val="bullet"/>
+      <w:lvlText w:val="o"/>
+      <w:lvlJc w:val="left"/>
+      <w:pPr>
+        <w:ind w:left="1440" w:hanging="360"/>
+      </w:pPr>
+      <w:rPr>
+        <w:rFonts w:ascii="Courier New" w:hAnsi="Courier New" w:cs="Courier New" w:hint="default"/>
+      </w:rPr>
+    </w:lvl>
+    <w:lvl w:ilvl="2" w:tplc="04190005" w:tentative="1">
+      <w:start w:val="1"/>
+      <w:numFmt w:val="bullet"/>
+      <w:lvlText w:val=""/>
+      <w:lvlJc w:val="left"/>
+      <w:pPr>
+        <w:ind w:left="2160" w:hanging="360"/>
+      </w:pPr>
+      <w:rPr>
+        <w:rFonts w:ascii="Wingdings" w:hAnsi="Wingdings" w:hint="default"/>
+      </w:rPr>
+    </w:lvl>
+    <w:lvl w:ilvl="3" w:tplc="04190001" w:tentative="1">
+      <w:start w:val="1"/>
+      <w:numFmt w:val="bullet"/>
+      <w:lvlText w:val=""/>
+      <w:lvlJc w:val="left"/>
+      <w:pPr>
+        <w:ind w:left="2880" w:hanging="360"/>
+      </w:pPr>
+      <w:rPr>
+        <w:rFonts w:ascii="Symbol" w:hAnsi="Symbol" w:hint="default"/>
+      </w:rPr>
+    </w:lvl>
+    <w:lvl w:ilvl="4" w:tplc="04190003" w:tentative="1">
+      <w:start w:val="1"/>
+      <w:numFmt w:val="bullet"/>
+      <w:lvlText w:val="o"/>
+      <w:lvlJc w:val="left"/>
+      <w:pPr>
+        <w:ind w:left="3600" w:hanging="360"/>
+      </w:pPr>
+      <w:rPr>
+        <w:rFonts w:ascii="Courier New" w:hAnsi="Courier New" w:cs="Courier New" w:hint="default"/>
+      </w:rPr>
+    </w:lvl>
+    <w:lvl w:ilvl="5" w:tplc="04190005" w:tentative="1">
+      <w:start w:val="1"/>
+      <w:numFmt w:val="bullet"/>
+      <w:lvlText w:val=""/>
+      <w:lvlJc w:val="left"/>
+      <w:pPr>
+        <w:ind w:left="4320" w:hanging="360"/>
+      </w:pPr>
+      <w:rPr>
+        <w:rFonts w:ascii="Wingdings" w:hAnsi="Wingdings" w:hint="default"/>
+      </w:rPr>
+    </w:lvl>
+    <w:lvl w:ilvl="6" w:tplc="04190001" w:tentative="1">
+      <w:start w:val="1"/>
+      <w:numFmt w:val="bullet"/>
+      <w:lvlText w:val=""/>
+      <w:lvlJc w:val="left"/>
+      <w:pPr>
+        <w:ind w:left="5040" w:hanging="360"/>
+      </w:pPr>
+      <w:rPr>
+        <w:rFonts w:ascii="Symbol" w:hAnsi="Symbol" w:hint="default"/>
+      </w:rPr>
+    </w:lvl>
+    <w:lvl w:ilvl="7" w:tplc="04190003" w:tentative="1">
+      <w:start w:val="1"/>
+      <w:numFmt w:val="bullet"/>
+      <w:lvlText w:val="o"/>
+      <w:lvlJc w:val="left"/>
+      <w:pPr>
+        <w:ind w:left="5760" w:hanging="360"/>
+      </w:pPr>
+      <w:rPr>
+        <w:rFonts w:ascii="Courier New" w:hAnsi="Courier New" w:cs="Courier New" w:hint="default"/>
+      </w:rPr>
+    </w:lvl>
+    <w:lvl w:ilvl="8" w:tplc="04190005" w:tentative="1">
+      <w:start w:val="1"/>
+      <w:numFmt w:val="bullet"/>
+      <w:lvlText w:val=""/>
+      <w:lvlJc w:val="left"/>
+      <w:pPr>
+        <w:ind w:left="6480" w:hanging="360"/>
+      </w:pPr>
+      <w:rPr>
+        <w:rFonts w:ascii="Wingdings" w:hAnsi="Wingdings" w:hint="default"/>
+      </w:rPr>
+    </w:lvl>
+  </w:abstractNum>
+  <w:abstractNum w:abstractNumId="2" w15:restartNumberingAfterBreak="0">
+    <w:nsid w:val="3CF95B44"/>
+    <w:multiLevelType w:val="hybridMultilevel"/>
+    <w:tmpl w:val="5688274E"/>
+    <w:lvl w:ilvl="0" w:tplc="04190011">
+      <w:start w:val="1"/>
+      <w:numFmt w:val="decimal"/>
+      <w:lvlText w:val="%1)"/>
+      <w:lvlJc w:val="left"/>
+      <w:pPr>
+        <w:ind w:left="360" w:hanging="360"/>
+      </w:pPr>
+      <w:rPr>
+        <w:rFonts w:hint="default"/>
+      </w:rPr>
+    </w:lvl>
+    <w:lvl w:ilvl="1" w:tplc="04190019" w:tentative="1">
+      <w:start w:val="1"/>
+      <w:numFmt w:val="lowerLetter"/>
+      <w:lvlText w:val="%2."/>
+      <w:lvlJc w:val="left"/>
+      <w:pPr>
+        <w:ind w:left="1080" w:hanging="360"/>
+      </w:pPr>
+    </w:lvl>
+    <w:lvl w:ilvl="2" w:tplc="0419001B" w:tentative="1">
+      <w:start w:val="1"/>
+      <w:numFmt w:val="lowerRoman"/>
+      <w:lvlText w:val="%3."/>
+      <w:lvlJc w:val="right"/>
+      <w:pPr>
+        <w:ind w:left="1800" w:hanging="180"/>
+      </w:pPr>
+    </w:lvl>
+    <w:lvl w:ilvl="3" w:tplc="0419000F" w:tentative="1">
+      <w:start w:val="1"/>
+      <w:numFmt w:val="decimal"/>
+      <w:lvlText w:val="%4."/>
+      <w:lvlJc w:val="left"/>
+      <w:pPr>
+        <w:ind w:left="2520" w:hanging="360"/>
+      </w:pPr>
+    </w:lvl>
+    <w:lvl w:ilvl="4" w:tplc="04190019" w:tentative="1">
+      <w:start w:val="1"/>
+      <w:numFmt w:val="lowerLetter"/>
+      <w:lvlText w:val="%5."/>
+      <w:lvlJc w:val="left"/>
+      <w:pPr>
+        <w:ind w:left="3240" w:hanging="360"/>
+      </w:pPr>
+    </w:lvl>
+    <w:lvl w:ilvl="5" w:tplc="0419001B" w:tentative="1">
+      <w:start w:val="1"/>
+      <w:numFmt w:val="lowerRoman"/>
+      <w:lvlText w:val="%6."/>
+      <w:lvlJc w:val="right"/>
+      <w:pPr>
+        <w:ind w:left="3960" w:hanging="180"/>
+      </w:pPr>
+    </w:lvl>
+    <w:lvl w:ilvl="6" w:tplc="0419000F" w:tentative="1">
+      <w:start w:val="1"/>
+      <w:numFmt w:val="decimal"/>
+      <w:lvlText w:val="%7."/>
+      <w:lvlJc w:val="left"/>
+      <w:pPr>
+        <w:ind w:left="4680" w:hanging="360"/>
+      </w:pPr>
+    </w:lvl>
+    <w:lvl w:ilvl="7" w:tplc="04190019" w:tentative="1">
+      <w:start w:val="1"/>
+      <w:numFmt w:val="lowerLetter"/>
+      <w:lvlText w:val="%8."/>
+      <w:lvlJc w:val="left"/>
+      <w:pPr>
+        <w:ind w:left="5400" w:hanging="360"/>
+      </w:pPr>
+    </w:lvl>
+    <w:lvl w:ilvl="8" w:tplc="0419001B" w:tentative="1">
+      <w:start w:val="1"/>
+      <w:numFmt w:val="lowerRoman"/>
+      <w:lvlText w:val="%9."/>
+      <w:lvlJc w:val="right"/>
+      <w:pPr>
+        <w:ind w:left="6120" w:hanging="180"/>
+      </w:pPr>
+    </w:lvl>
+  </w:abstractNum>
+  <w:abstractNum w:abstractNumId="3" w15:restartNumberingAfterBreak="0">
+    <w:nsid w:val="3ECC6291"/>
+    <w:multiLevelType w:val="hybridMultilevel"/>
+    <w:tmpl w:val="357AF8D6"/>
+    <w:lvl w:ilvl="0" w:tplc="04190001">
+      <w:start w:val="1"/>
+      <w:numFmt w:val="bullet"/>
+      <w:lvlText w:val=""/>
+      <w:lvlJc w:val="left"/>
+      <w:pPr>
+        <w:ind w:left="720" w:hanging="360"/>
+      </w:pPr>
+      <w:rPr>
+        <w:rFonts w:ascii="Symbol" w:hAnsi="Symbol" w:hint="default"/>
+      </w:rPr>
+    </w:lvl>
+    <w:lvl w:ilvl="1" w:tplc="04190003" w:tentative="1">
+      <w:start w:val="1"/>
+      <w:numFmt w:val="bullet"/>
+      <w:lvlText w:val="o"/>
+      <w:lvlJc w:val="left"/>
+      <w:pPr>
+        <w:ind w:left="1440" w:hanging="360"/>
+      </w:pPr>
+      <w:rPr>
+        <w:rFonts w:ascii="Courier New" w:hAnsi="Courier New" w:cs="Courier New" w:hint="default"/>
+      </w:rPr>
+    </w:lvl>
+    <w:lvl w:ilvl="2" w:tplc="04190005" w:tentative="1">
+      <w:start w:val="1"/>
+      <w:numFmt w:val="bullet"/>
+      <w:lvlText w:val=""/>
+      <w:lvlJc w:val="left"/>
+      <w:pPr>
+        <w:ind w:left="2160" w:hanging="360"/>
+      </w:pPr>
+      <w:rPr>
+        <w:rFonts w:ascii="Wingdings" w:hAnsi="Wingdings" w:hint="default"/>
+      </w:rPr>
+    </w:lvl>
+    <w:lvl w:ilvl="3" w:tplc="04190001" w:tentative="1">
+      <w:start w:val="1"/>
+      <w:numFmt w:val="bullet"/>
+      <w:lvlText w:val=""/>
+      <w:lvlJc w:val="left"/>
+      <w:pPr>
+        <w:ind w:left="2880" w:hanging="360"/>
+      </w:pPr>
+      <w:rPr>
+        <w:rFonts w:ascii="Symbol" w:hAnsi="Symbol" w:hint="default"/>
+      </w:rPr>
+    </w:lvl>
+    <w:lvl w:ilvl="4" w:tplc="04190003" w:tentative="1">
+      <w:start w:val="1"/>
+      <w:numFmt w:val="bullet"/>
+      <w:lvlText w:val="o"/>
+      <w:lvlJc w:val="left"/>
+      <w:pPr>
+        <w:ind w:left="3600" w:hanging="360"/>
+      </w:pPr>
+      <w:rPr>
+        <w:rFonts w:ascii="Courier New" w:hAnsi="Courier New" w:cs="Courier New" w:hint="default"/>
+      </w:rPr>
+    </w:lvl>
+    <w:lvl w:ilvl="5" w:tplc="04190005" w:tentative="1">
+      <w:start w:val="1"/>
+      <w:numFmt w:val="bullet"/>
+      <w:lvlText w:val=""/>
+      <w:lvlJc w:val="left"/>
+      <w:pPr>
+        <w:ind w:left="4320" w:hanging="360"/>
+      </w:pPr>
+      <w:rPr>
+        <w:rFonts w:ascii="Wingdings" w:hAnsi="Wingdings" w:hint="default"/>
+      </w:rPr>
+    </w:lvl>
+    <w:lvl w:ilvl="6" w:tplc="04190001" w:tentative="1">
+      <w:start w:val="1"/>
+      <w:numFmt w:val="bullet"/>
+      <w:lvlText w:val=""/>
+      <w:lvlJc w:val="left"/>
+      <w:pPr>
+        <w:ind w:left="5040" w:hanging="360"/>
+      </w:pPr>
+      <w:rPr>
+        <w:rFonts w:ascii="Symbol" w:hAnsi="Symbol" w:hint="default"/>
+      </w:rPr>
+    </w:lvl>
+    <w:lvl w:ilvl="7" w:tplc="04190003" w:tentative="1">
+      <w:start w:val="1"/>
+      <w:numFmt w:val="bullet"/>
+      <w:lvlText w:val="o"/>
+      <w:lvlJc w:val="left"/>
+      <w:pPr>
+        <w:ind w:left="5760" w:hanging="360"/>
+      </w:pPr>
+      <w:rPr>
+        <w:rFonts w:ascii="Courier New" w:hAnsi="Courier New" w:cs="Courier New" w:hint="default"/>
+      </w:rPr>
+    </w:lvl>
+    <w:lvl w:ilvl="8" w:tplc="04190005" w:tentative="1">
+      <w:start w:val="1"/>
+      <w:numFmt w:val="bullet"/>
+      <w:lvlText w:val=""/>
+      <w:lvlJc w:val="left"/>
+      <w:pPr>
+        <w:ind w:left="6480" w:hanging="360"/>
+      </w:pPr>
+      <w:rPr>
+        <w:rFonts w:ascii="Wingdings" w:hAnsi="Wingdings" w:hint="default"/>
+      </w:rPr>
+    </w:lvl>
+  </w:abstractNum>
+  <w:abstractNum w:abstractNumId="4" w15:restartNumberingAfterBreak="0">
+    <w:nsid w:val="4AD45C70"/>
+    <w:multiLevelType w:val="hybridMultilevel"/>
+    <w:tmpl w:val="0CBE2E72"/>
+    <w:lvl w:ilvl="0" w:tplc="04190001">
+      <w:start w:val="1"/>
+      <w:numFmt w:val="bullet"/>
+      <w:lvlText w:val=""/>
+      <w:lvlJc w:val="left"/>
+      <w:pPr>
+        <w:ind w:left="720" w:hanging="360"/>
+      </w:pPr>
+      <w:rPr>
+        <w:rFonts w:ascii="Symbol" w:hAnsi="Symbol" w:hint="default"/>
+      </w:rPr>
+    </w:lvl>
+    <w:lvl w:ilvl="1" w:tplc="04190003" w:tentative="1">
+      <w:start w:val="1"/>
+      <w:numFmt w:val="bullet"/>
+      <w:lvlText w:val="o"/>
+      <w:lvlJc w:val="left"/>
+      <w:pPr>
+        <w:ind w:left="1440" w:hanging="360"/>
+      </w:pPr>
+      <w:rPr>
+        <w:rFonts w:ascii="Courier New" w:hAnsi="Courier New" w:cs="Courier New" w:hint="default"/>
+      </w:rPr>
+    </w:lvl>
+    <w:lvl w:ilvl="2" w:tplc="04190005" w:tentative="1">
+      <w:start w:val="1"/>
+      <w:numFmt w:val="bullet"/>
+      <w:lvlText w:val=""/>
+      <w:lvlJc w:val="left"/>
+      <w:pPr>
+        <w:ind w:left="2160" w:hanging="360"/>
+      </w:pPr>
+      <w:rPr>
+        <w:rFonts w:ascii="Wingdings" w:hAnsi="Wingdings" w:hint="default"/>
+      </w:rPr>
+    </w:lvl>
+    <w:lvl w:ilvl="3" w:tplc="04190001" w:tentative="1">
+      <w:start w:val="1"/>
+      <w:numFmt w:val="bullet"/>
+      <w:lvlText w:val=""/>
+      <w:lvlJc w:val="left"/>
+      <w:pPr>
+        <w:ind w:left="2880" w:hanging="360"/>
+      </w:pPr>
+      <w:rPr>
+        <w:rFonts w:ascii="Symbol" w:hAnsi="Symbol" w:hint="default"/>
+      </w:rPr>
+    </w:lvl>
+    <w:lvl w:ilvl="4" w:tplc="04190003" w:tentative="1">
+      <w:start w:val="1"/>
+      <w:numFmt w:val="bullet"/>
+      <w:lvlText w:val="o"/>
+      <w:lvlJc w:val="left"/>
+      <w:pPr>
+        <w:ind w:left="3600" w:hanging="360"/>
+      </w:pPr>
+      <w:rPr>
+        <w:rFonts w:ascii="Courier New" w:hAnsi="Courier New" w:cs="Courier New" w:hint="default"/>
+      </w:rPr>
+    </w:lvl>
+    <w:lvl w:ilvl="5" w:tplc="04190005" w:tentative="1">
+      <w:start w:val="1"/>
+      <w:numFmt w:val="bullet"/>
+      <w:lvlText w:val=""/>
+      <w:lvlJc w:val="left"/>
+      <w:pPr>
+        <w:ind w:left="4320" w:hanging="360"/>
+      </w:pPr>
+      <w:rPr>
+        <w:rFonts w:ascii="Wingdings" w:hAnsi="Wingdings" w:hint="default"/>
+      </w:rPr>
+    </w:lvl>
+    <w:lvl w:ilvl="6" w:tplc="04190001" w:tentative="1">
+      <w:start w:val="1"/>
+      <w:numFmt w:val="bullet"/>
+      <w:lvlText w:val=""/>
+      <w:lvlJc w:val="left"/>
+      <w:pPr>
+        <w:ind w:left="5040" w:hanging="360"/>
+      </w:pPr>
+      <w:rPr>
+        <w:rFonts w:ascii="Symbol" w:hAnsi="Symbol" w:hint="default"/>
+      </w:rPr>
+    </w:lvl>
+    <w:lvl w:ilvl="7" w:tplc="04190003" w:tentative="1">
+      <w:start w:val="1"/>
+      <w:numFmt w:val="bullet"/>
+      <w:lvlText w:val="o"/>
+      <w:lvlJc w:val="left"/>
+      <w:pPr>
+        <w:ind w:left="5760" w:hanging="360"/>
+      </w:pPr>
+      <w:rPr>
+        <w:rFonts w:ascii="Courier New" w:hAnsi="Courier New" w:cs="Courier New" w:hint="default"/>
+      </w:rPr>
+    </w:lvl>
+    <w:lvl w:ilvl="8" w:tplc="04190005" w:tentative="1">
+      <w:start w:val="1"/>
+      <w:numFmt w:val="bullet"/>
+      <w:lvlText w:val=""/>
+      <w:lvlJc w:val="left"/>
+      <w:pPr>
+        <w:ind w:left="6480" w:hanging="360"/>
+      </w:pPr>
+      <w:rPr>
+        <w:rFonts w:ascii="Wingdings" w:hAnsi="Wingdings" w:hint="default"/>
+      </w:rPr>
+    </w:lvl>
+  </w:abstractNum>
+  <w:abstractNum w:abstractNumId="5" w15:restartNumberingAfterBreak="0">
     <w:nsid w:val="6A2257B7"/>
     <w:multiLevelType w:val="multilevel"/>
     <w:tmpl w:val="B232DC12"/>
@@ -922,8 +1776,139 @@
       </w:pPr>
     </w:lvl>
   </w:abstractNum>
+  <w:abstractNum w:abstractNumId="6" w15:restartNumberingAfterBreak="0">
+    <w:nsid w:val="7D172EB0"/>
+    <w:multiLevelType w:val="hybridMultilevel"/>
+    <w:tmpl w:val="BFA2358C"/>
+    <w:lvl w:ilvl="0" w:tplc="04190001">
+      <w:start w:val="1"/>
+      <w:numFmt w:val="bullet"/>
+      <w:lvlText w:val=""/>
+      <w:lvlJc w:val="left"/>
+      <w:pPr>
+        <w:ind w:left="720" w:hanging="360"/>
+      </w:pPr>
+      <w:rPr>
+        <w:rFonts w:ascii="Symbol" w:hAnsi="Symbol" w:hint="default"/>
+      </w:rPr>
+    </w:lvl>
+    <w:lvl w:ilvl="1" w:tplc="04190003" w:tentative="1">
+      <w:start w:val="1"/>
+      <w:numFmt w:val="bullet"/>
+      <w:lvlText w:val="o"/>
+      <w:lvlJc w:val="left"/>
+      <w:pPr>
+        <w:ind w:left="1440" w:hanging="360"/>
+      </w:pPr>
+      <w:rPr>
+        <w:rFonts w:ascii="Courier New" w:hAnsi="Courier New" w:cs="Courier New" w:hint="default"/>
+      </w:rPr>
+    </w:lvl>
+    <w:lvl w:ilvl="2" w:tplc="04190005" w:tentative="1">
+      <w:start w:val="1"/>
+      <w:numFmt w:val="bullet"/>
+      <w:lvlText w:val=""/>
+      <w:lvlJc w:val="left"/>
+      <w:pPr>
+        <w:ind w:left="2160" w:hanging="360"/>
+      </w:pPr>
+      <w:rPr>
+        <w:rFonts w:ascii="Wingdings" w:hAnsi="Wingdings" w:hint="default"/>
+      </w:rPr>
+    </w:lvl>
+    <w:lvl w:ilvl="3" w:tplc="04190001" w:tentative="1">
+      <w:start w:val="1"/>
+      <w:numFmt w:val="bullet"/>
+      <w:lvlText w:val=""/>
+      <w:lvlJc w:val="left"/>
+      <w:pPr>
+        <w:ind w:left="2880" w:hanging="360"/>
+      </w:pPr>
+      <w:rPr>
+        <w:rFonts w:ascii="Symbol" w:hAnsi="Symbol" w:hint="default"/>
+      </w:rPr>
+    </w:lvl>
+    <w:lvl w:ilvl="4" w:tplc="04190003" w:tentative="1">
+      <w:start w:val="1"/>
+      <w:numFmt w:val="bullet"/>
+      <w:lvlText w:val="o"/>
+      <w:lvlJc w:val="left"/>
+      <w:pPr>
+        <w:ind w:left="3600" w:hanging="360"/>
+      </w:pPr>
+      <w:rPr>
+        <w:rFonts w:ascii="Courier New" w:hAnsi="Courier New" w:cs="Courier New" w:hint="default"/>
+      </w:rPr>
+    </w:lvl>
+    <w:lvl w:ilvl="5" w:tplc="04190005" w:tentative="1">
+      <w:start w:val="1"/>
+      <w:numFmt w:val="bullet"/>
+      <w:lvlText w:val=""/>
+      <w:lvlJc w:val="left"/>
+      <w:pPr>
+        <w:ind w:left="4320" w:hanging="360"/>
+      </w:pPr>
+      <w:rPr>
+        <w:rFonts w:ascii="Wingdings" w:hAnsi="Wingdings" w:hint="default"/>
+      </w:rPr>
+    </w:lvl>
+    <w:lvl w:ilvl="6" w:tplc="04190001" w:tentative="1">
+      <w:start w:val="1"/>
+      <w:numFmt w:val="bullet"/>
+      <w:lvlText w:val=""/>
+      <w:lvlJc w:val="left"/>
+      <w:pPr>
+        <w:ind w:left="5040" w:hanging="360"/>
+      </w:pPr>
+      <w:rPr>
+        <w:rFonts w:ascii="Symbol" w:hAnsi="Symbol" w:hint="default"/>
+      </w:rPr>
+    </w:lvl>
+    <w:lvl w:ilvl="7" w:tplc="04190003" w:tentative="1">
+      <w:start w:val="1"/>
+      <w:numFmt w:val="bullet"/>
+      <w:lvlText w:val="o"/>
+      <w:lvlJc w:val="left"/>
+      <w:pPr>
+        <w:ind w:left="5760" w:hanging="360"/>
+      </w:pPr>
+      <w:rPr>
+        <w:rFonts w:ascii="Courier New" w:hAnsi="Courier New" w:cs="Courier New" w:hint="default"/>
+      </w:rPr>
+    </w:lvl>
+    <w:lvl w:ilvl="8" w:tplc="04190005" w:tentative="1">
+      <w:start w:val="1"/>
+      <w:numFmt w:val="bullet"/>
+      <w:lvlText w:val=""/>
+      <w:lvlJc w:val="left"/>
+      <w:pPr>
+        <w:ind w:left="6480" w:hanging="360"/>
+      </w:pPr>
+      <w:rPr>
+        <w:rFonts w:ascii="Wingdings" w:hAnsi="Wingdings" w:hint="default"/>
+      </w:rPr>
+    </w:lvl>
+  </w:abstractNum>
   <w:num w:numId="1">
+    <w:abstractNumId w:val="5"/>
+  </w:num>
+  <w:num w:numId="2">
+    <w:abstractNumId w:val="2"/>
+  </w:num>
+  <w:num w:numId="3">
     <w:abstractNumId w:val="0"/>
+  </w:num>
+  <w:num w:numId="4">
+    <w:abstractNumId w:val="3"/>
+  </w:num>
+  <w:num w:numId="5">
+    <w:abstractNumId w:val="4"/>
+  </w:num>
+  <w:num w:numId="6">
+    <w:abstractNumId w:val="6"/>
+  </w:num>
+  <w:num w:numId="7">
+    <w:abstractNumId w:val="1"/>
   </w:num>
 </w:numbering>
 </file>
@@ -1349,6 +2334,17 @@
     <w:semiHidden/>
     <w:unhideWhenUsed/>
   </w:style>
+  <w:style w:type="paragraph" w:styleId="a3">
+    <w:name w:val="List Paragraph"/>
+    <w:basedOn w:val="a"/>
+    <w:uiPriority w:val="34"/>
+    <w:qFormat/>
+    <w:rsid w:val="00F6098C"/>
+    <w:pPr>
+      <w:ind w:left="720"/>
+      <w:contextualSpacing/>
+    </w:pPr>
+  </w:style>
 </w:styles>
 </file>
 
